--- a/DBI202_Project_Group4/IA2001.Group2.DBI202.Report.docx
+++ b/DBI202_Project_Group4/IA2001.Group2.DBI202.Report.docx
@@ -205,9 +205,8 @@
           <w:sz w:val="26"/>
           <w:szCs w:val="26"/>
         </w:rPr>
-        <w:t xml:space="preserve">Group </w:t>
-      </w:r>
-      <w:proofErr w:type="gramStart"/>
+        <w:t>Group Project  [</w:t>
+      </w:r>
       <w:r>
         <w:rPr>
           <w:rFonts w:cs="Times New Roman"/>
@@ -217,9 +216,8 @@
           <w:sz w:val="26"/>
           <w:szCs w:val="26"/>
         </w:rPr>
-        <w:t>Project  [</w:t>
-      </w:r>
-      <w:proofErr w:type="gramEnd"/>
+        <w:t>DBI202</w:t>
+      </w:r>
       <w:r>
         <w:rPr>
           <w:rFonts w:cs="Times New Roman"/>
@@ -229,9 +227,12 @@
           <w:sz w:val="26"/>
           <w:szCs w:val="26"/>
         </w:rPr>
-        <w:t>DBI202</w:t>
-      </w:r>
-      <w:r>
+        <w:t>]</w:t>
+      </w:r>
+    </w:p>
+    <w:p>
+      <w:pPr>
+        <w:spacing w:before="120" w:line="240" w:lineRule="auto"/>
         <w:rPr>
           <w:rFonts w:cs="Times New Roman"/>
           <w:b/>
@@ -240,12 +241,8 @@
           <w:sz w:val="26"/>
           <w:szCs w:val="26"/>
         </w:rPr>
-        <w:t>]</w:t>
-      </w:r>
-    </w:p>
-    <w:p>
-      <w:pPr>
-        <w:spacing w:before="120" w:line="240" w:lineRule="auto"/>
+      </w:pPr>
+      <w:r>
         <w:rPr>
           <w:rFonts w:cs="Times New Roman"/>
           <w:b/>
@@ -254,7 +251,8 @@
           <w:sz w:val="26"/>
           <w:szCs w:val="26"/>
         </w:rPr>
-      </w:pPr>
+        <w:t xml:space="preserve">Group: </w:t>
+      </w:r>
       <w:r>
         <w:rPr>
           <w:rFonts w:cs="Times New Roman"/>
@@ -264,9 +262,12 @@
           <w:sz w:val="26"/>
           <w:szCs w:val="26"/>
         </w:rPr>
-        <w:t xml:space="preserve">Group: </w:t>
-      </w:r>
-      <w:r>
+        <w:t>4</w:t>
+      </w:r>
+    </w:p>
+    <w:p>
+      <w:pPr>
+        <w:spacing w:before="120" w:line="240" w:lineRule="auto"/>
         <w:rPr>
           <w:rFonts w:cs="Times New Roman"/>
           <w:b/>
@@ -275,12 +276,8 @@
           <w:sz w:val="26"/>
           <w:szCs w:val="26"/>
         </w:rPr>
-        <w:t>4</w:t>
-      </w:r>
-    </w:p>
-    <w:p>
-      <w:pPr>
-        <w:spacing w:before="120" w:line="240" w:lineRule="auto"/>
+      </w:pPr>
+      <w:r>
         <w:rPr>
           <w:rFonts w:cs="Times New Roman"/>
           <w:b/>
@@ -289,8 +286,12 @@
           <w:sz w:val="26"/>
           <w:szCs w:val="26"/>
         </w:rPr>
-      </w:pPr>
-      <w:r>
+        <w:t>Class: IA2001</w:t>
+      </w:r>
+    </w:p>
+    <w:p>
+      <w:pPr>
+        <w:spacing w:before="120" w:line="240" w:lineRule="auto"/>
         <w:rPr>
           <w:rFonts w:cs="Times New Roman"/>
           <w:b/>
@@ -299,12 +300,8 @@
           <w:sz w:val="26"/>
           <w:szCs w:val="26"/>
         </w:rPr>
-        <w:t>Class: IA2001</w:t>
-      </w:r>
-    </w:p>
-    <w:p>
-      <w:pPr>
-        <w:spacing w:before="120" w:line="240" w:lineRule="auto"/>
+      </w:pPr>
+      <w:r>
         <w:rPr>
           <w:rFonts w:cs="Times New Roman"/>
           <w:b/>
@@ -313,7 +310,8 @@
           <w:sz w:val="26"/>
           <w:szCs w:val="26"/>
         </w:rPr>
-      </w:pPr>
+        <w:t xml:space="preserve">Mentor: </w:t>
+      </w:r>
       <w:r>
         <w:rPr>
           <w:rFonts w:cs="Times New Roman"/>
@@ -323,9 +321,12 @@
           <w:sz w:val="26"/>
           <w:szCs w:val="26"/>
         </w:rPr>
-        <w:t xml:space="preserve">Mentor: </w:t>
-      </w:r>
-      <w:r>
+        <w:t>NHUNGNTH</w:t>
+      </w:r>
+    </w:p>
+    <w:p>
+      <w:pPr>
+        <w:spacing w:before="120" w:line="360" w:lineRule="auto"/>
         <w:rPr>
           <w:rFonts w:cs="Times New Roman"/>
           <w:b/>
@@ -334,12 +335,8 @@
           <w:sz w:val="26"/>
           <w:szCs w:val="26"/>
         </w:rPr>
-        <w:t>NHUNGNTH</w:t>
-      </w:r>
-    </w:p>
-    <w:p>
-      <w:pPr>
-        <w:spacing w:before="120" w:line="360" w:lineRule="auto"/>
+      </w:pPr>
+      <w:r>
         <w:rPr>
           <w:rFonts w:cs="Times New Roman"/>
           <w:b/>
@@ -348,7 +345,8 @@
           <w:sz w:val="26"/>
           <w:szCs w:val="26"/>
         </w:rPr>
-      </w:pPr>
+        <w:t xml:space="preserve">Topic: </w:t>
+      </w:r>
       <w:r>
         <w:rPr>
           <w:rFonts w:cs="Times New Roman"/>
@@ -358,31 +356,7 @@
           <w:sz w:val="26"/>
           <w:szCs w:val="26"/>
         </w:rPr>
-        <w:t xml:space="preserve">Topic: </w:t>
-      </w:r>
-      <w:proofErr w:type="spellStart"/>
-      <w:r>
-        <w:rPr>
-          <w:rFonts w:cs="Times New Roman"/>
-          <w:b/>
-          <w:bCs/>
-          <w:color w:val="000000" w:themeColor="text1"/>
-          <w:sz w:val="26"/>
-          <w:szCs w:val="26"/>
-        </w:rPr>
-        <w:t>Speakmaster</w:t>
-      </w:r>
-      <w:proofErr w:type="spellEnd"/>
-      <w:r>
-        <w:rPr>
-          <w:rFonts w:cs="Times New Roman"/>
-          <w:b/>
-          <w:bCs/>
-          <w:color w:val="000000" w:themeColor="text1"/>
-          <w:sz w:val="26"/>
-          <w:szCs w:val="26"/>
-        </w:rPr>
-        <w:t xml:space="preserve"> AI</w:t>
+        <w:t>Speakmaster AI</w:t>
       </w:r>
     </w:p>
     <w:p>
@@ -908,21 +882,12 @@
                 <w:lang w:val="fr-FR"/>
               </w:rPr>
             </w:pPr>
-            <w:proofErr w:type="gramStart"/>
             <w:r>
               <w:rPr>
                 <w:rFonts w:cs="Times New Roman"/>
                 <w:lang w:val="fr-FR"/>
               </w:rPr>
-              <w:t>Email:</w:t>
-            </w:r>
-            <w:proofErr w:type="gramEnd"/>
-            <w:r>
-              <w:rPr>
-                <w:rFonts w:cs="Times New Roman"/>
-                <w:lang w:val="fr-FR"/>
-              </w:rPr>
-              <w:t xml:space="preserve"> </w:t>
+              <w:t xml:space="preserve">Email: </w:t>
             </w:r>
             <w:hyperlink r:id="rId12" w:history="1">
               <w:r>
@@ -1136,31 +1101,7 @@
           <w:sz w:val="26"/>
           <w:szCs w:val="26"/>
         </w:rPr>
-        <w:t xml:space="preserve">Can </w:t>
-      </w:r>
-      <w:proofErr w:type="gramStart"/>
-      <w:r>
-        <w:rPr>
-          <w:rFonts w:cs="Times New Roman"/>
-          <w:b/>
-          <w:bCs/>
-          <w:color w:val="000000" w:themeColor="text1"/>
-          <w:sz w:val="26"/>
-          <w:szCs w:val="26"/>
-        </w:rPr>
-        <w:t>Tho,  October</w:t>
-      </w:r>
-      <w:proofErr w:type="gramEnd"/>
-      <w:r>
-        <w:rPr>
-          <w:rFonts w:cs="Times New Roman"/>
-          <w:b/>
-          <w:bCs/>
-          <w:color w:val="000000" w:themeColor="text1"/>
-          <w:sz w:val="26"/>
-          <w:szCs w:val="26"/>
-        </w:rPr>
-        <w:t xml:space="preserve"> 2025</w:t>
+        <w:t>Can Tho,  October 2025</w:t>
       </w:r>
     </w:p>
     <w:sdt>
@@ -2767,47 +2708,11 @@
           <w:rFonts w:cs="Times New Roman"/>
         </w:rPr>
       </w:pPr>
-      <w:proofErr w:type="spellStart"/>
-      <w:r>
-        <w:rPr>
-          <w:rFonts w:cs="Times New Roman"/>
-        </w:rPr>
-        <w:t>SpeakMaster</w:t>
-      </w:r>
-      <w:proofErr w:type="spellEnd"/>
-      <w:r>
-        <w:rPr>
-          <w:rFonts w:cs="Times New Roman"/>
-        </w:rPr>
-        <w:t xml:space="preserve"> AI is a web-based application designed to support English pronunciation practice, </w:t>
-      </w:r>
-      <w:proofErr w:type="gramStart"/>
-      <w:r>
-        <w:rPr>
-          <w:rFonts w:cs="Times New Roman"/>
-        </w:rPr>
-        <w:t>similar to</w:t>
-      </w:r>
-      <w:proofErr w:type="gramEnd"/>
-      <w:r>
-        <w:rPr>
-          <w:rFonts w:cs="Times New Roman"/>
-        </w:rPr>
-        <w:t xml:space="preserve"> ELSA Speak. The system allows users to listen to sample sentences, record their speech, receive automatic pronunciation scores, look up words in an </w:t>
-      </w:r>
-      <w:proofErr w:type="gramStart"/>
-      <w:r>
-        <w:rPr>
-          <w:rFonts w:cs="Times New Roman"/>
-        </w:rPr>
-        <w:t>English–Vietnamese</w:t>
-      </w:r>
-      <w:proofErr w:type="gramEnd"/>
-      <w:r>
-        <w:rPr>
-          <w:rFonts w:cs="Times New Roman"/>
-        </w:rPr>
-        <w:t xml:space="preserve"> dictionary, and review their practice history.</w:t>
+      <w:r>
+        <w:rPr>
+          <w:rFonts w:cs="Times New Roman"/>
+        </w:rPr>
+        <w:t>SpeakMaster AI is a web-based application designed to support English pronunciation practice, similar to ELSA Speak. The system allows users to listen to sample sentences, record their speech, receive automatic pronunciation scores, look up words in an English–Vietnamese dictionary, and review their practice history.</w:t>
       </w:r>
       <w:r>
         <w:rPr>
@@ -3072,25 +2977,7 @@
           <w:sz w:val="26"/>
           <w:szCs w:val="26"/>
         </w:rPr>
-        <w:t xml:space="preserve">Compare the two IPA sequences using the </w:t>
-      </w:r>
-      <w:proofErr w:type="spellStart"/>
-      <w:r>
-        <w:rPr>
-          <w:rFonts w:cs="Times New Roman"/>
-          <w:sz w:val="26"/>
-          <w:szCs w:val="26"/>
-        </w:rPr>
-        <w:t>Levenshtein</w:t>
-      </w:r>
-      <w:proofErr w:type="spellEnd"/>
-      <w:r>
-        <w:rPr>
-          <w:rFonts w:cs="Times New Roman"/>
-          <w:sz w:val="26"/>
-          <w:szCs w:val="26"/>
-        </w:rPr>
-        <w:t xml:space="preserve"> Distance algorithm to measure pronunciation differences</w:t>
+        <w:t>Compare the two IPA sequences using the Levenshtein Distance algorithm to measure pronunciation differences</w:t>
       </w:r>
     </w:p>
     <w:p>
@@ -3336,25 +3223,7 @@
           <w:sz w:val="26"/>
           <w:szCs w:val="26"/>
         </w:rPr>
-        <w:t xml:space="preserve">When playing a sample sentence: the system uses </w:t>
-      </w:r>
-      <w:proofErr w:type="spellStart"/>
-      <w:r>
-        <w:rPr>
-          <w:rFonts w:cs="Times New Roman"/>
-          <w:sz w:val="26"/>
-          <w:szCs w:val="26"/>
-        </w:rPr>
-        <w:t>gTTS</w:t>
-      </w:r>
-      <w:proofErr w:type="spellEnd"/>
-      <w:r>
-        <w:rPr>
-          <w:rFonts w:cs="Times New Roman"/>
-          <w:sz w:val="26"/>
-          <w:szCs w:val="26"/>
-        </w:rPr>
-        <w:t xml:space="preserve"> to synthesize speech from text</w:t>
+        <w:t>When playing a sample sentence: the system uses gTTS to synthesize speech from text</w:t>
       </w:r>
     </w:p>
     <w:p>
@@ -3377,36 +3246,8 @@
           <w:sz w:val="26"/>
           <w:szCs w:val="26"/>
         </w:rPr>
-        <w:t xml:space="preserve">Audio is processed via </w:t>
-      </w:r>
-      <w:proofErr w:type="spellStart"/>
-      <w:r>
-        <w:rPr>
-          <w:rFonts w:cs="Times New Roman"/>
-          <w:sz w:val="26"/>
-          <w:szCs w:val="26"/>
-        </w:rPr>
-        <w:t>pydub</w:t>
-      </w:r>
-      <w:proofErr w:type="spellEnd"/>
-      <w:r>
-        <w:rPr>
-          <w:rFonts w:cs="Times New Roman"/>
-          <w:sz w:val="26"/>
-          <w:szCs w:val="26"/>
-        </w:rPr>
-        <w:t xml:space="preserve"> and formatted for playback in </w:t>
-      </w:r>
-      <w:proofErr w:type="spellStart"/>
-      <w:r>
-        <w:rPr>
-          <w:rFonts w:cs="Times New Roman"/>
-          <w:sz w:val="26"/>
-          <w:szCs w:val="26"/>
-        </w:rPr>
-        <w:t>Gradio</w:t>
-      </w:r>
-      <w:proofErr w:type="spellEnd"/>
+        <w:t>Audio is processed via pydub and formatted for playback in Gradio</w:t>
+      </w:r>
     </w:p>
     <w:p>
       <w:pPr>
@@ -3524,25 +3365,7 @@
           <w:sz w:val="26"/>
           <w:szCs w:val="26"/>
         </w:rPr>
-        <w:t xml:space="preserve">The user interface is built using </w:t>
-      </w:r>
-      <w:proofErr w:type="spellStart"/>
-      <w:r>
-        <w:rPr>
-          <w:rFonts w:cs="Times New Roman"/>
-          <w:sz w:val="26"/>
-          <w:szCs w:val="26"/>
-        </w:rPr>
-        <w:t>Gradio</w:t>
-      </w:r>
-      <w:proofErr w:type="spellEnd"/>
-      <w:r>
-        <w:rPr>
-          <w:rFonts w:cs="Times New Roman"/>
-          <w:sz w:val="26"/>
-          <w:szCs w:val="26"/>
-        </w:rPr>
-        <w:t xml:space="preserve"> and provides main features including pronunciation practice, dictionary lookup, and history tracking. Users interact directly through text input, audio recording, and </w:t>
+        <w:t xml:space="preserve">The user interface is built using Gradio and provides main features including pronunciation practice, dictionary lookup, and history tracking. Users interact directly through text input, audio recording, and </w:t>
       </w:r>
       <w:r>
         <w:rPr>
@@ -3799,25 +3622,7 @@
           <w:sz w:val="26"/>
           <w:szCs w:val="26"/>
         </w:rPr>
-        <w:t xml:space="preserve">After each successful scoring session, the system automatically stores the result in SQL Server, including: </w:t>
-      </w:r>
-      <w:proofErr w:type="spellStart"/>
-      <w:r>
-        <w:rPr>
-          <w:rFonts w:eastAsiaTheme="minorHAnsi"/>
-          <w:sz w:val="26"/>
-          <w:szCs w:val="26"/>
-        </w:rPr>
-        <w:t>UserID</w:t>
-      </w:r>
-      <w:proofErr w:type="spellEnd"/>
-      <w:r>
-        <w:rPr>
-          <w:rFonts w:eastAsiaTheme="minorHAnsi"/>
-          <w:sz w:val="26"/>
-          <w:szCs w:val="26"/>
-        </w:rPr>
-        <w:t>, target sentence, recognized text, corresponding IPA sequence, score, and timestamp.</w:t>
+        <w:t>After each successful scoring session, the system automatically stores the result in SQL Server, including: UserID, target sentence, recognized text, corresponding IPA sequence, score, and timestamp.</w:t>
       </w:r>
     </w:p>
     <w:p>
@@ -3959,15 +3764,12 @@
       <w:r>
         <w:rPr>
           <w:rFonts w:cs="Times New Roman"/>
-          <w:noProof/>
-          <w:color w:val="000000"/>
-          <w:bdr w:val="none" w:sz="0" w:space="0" w:color="auto" w:frame="1"/>
         </w:rPr>
         <w:drawing>
-          <wp:inline distT="0" distB="0" distL="0" distR="0" wp14:anchorId="62202952" wp14:editId="22470A8C">
-            <wp:extent cx="5737860" cy="3131820"/>
-            <wp:effectExtent l="0" t="0" r="0" b="0"/>
-            <wp:docPr id="965077094" name="Picture 3"/>
+          <wp:inline distT="0" distB="0" distL="0" distR="0" wp14:anchorId="70349442" wp14:editId="14309756">
+            <wp:extent cx="5943600" cy="3637280"/>
+            <wp:effectExtent l="0" t="0" r="0" b="1270"/>
+            <wp:docPr id="864931693" name="Picture 1"/>
             <wp:cNvGraphicFramePr>
               <a:graphicFrameLocks xmlns:a="http://schemas.openxmlformats.org/drawingml/2006/main" noChangeAspect="1"/>
             </wp:cNvGraphicFramePr>
@@ -3975,36 +3777,23 @@
               <a:graphicData uri="http://schemas.openxmlformats.org/drawingml/2006/picture">
                 <pic:pic xmlns:pic="http://schemas.openxmlformats.org/drawingml/2006/picture">
                   <pic:nvPicPr>
-                    <pic:cNvPr id="0" name="Picture 6"/>
-                    <pic:cNvPicPr>
-                      <a:picLocks noChangeAspect="1" noChangeArrowheads="1"/>
-                    </pic:cNvPicPr>
+                    <pic:cNvPr id="864931693" name=""/>
+                    <pic:cNvPicPr/>
                   </pic:nvPicPr>
                   <pic:blipFill>
-                    <a:blip r:embed="rId15">
-                      <a:extLst>
-                        <a:ext uri="{28A0092B-C50C-407E-A947-70E740481C1C}">
-                          <a14:useLocalDpi xmlns:a14="http://schemas.microsoft.com/office/drawing/2010/main" val="0"/>
-                        </a:ext>
-                      </a:extLst>
-                    </a:blip>
-                    <a:srcRect/>
+                    <a:blip r:embed="rId15"/>
                     <a:stretch>
                       <a:fillRect/>
                     </a:stretch>
                   </pic:blipFill>
-                  <pic:spPr bwMode="auto">
+                  <pic:spPr>
                     <a:xfrm>
                       <a:off x="0" y="0"/>
-                      <a:ext cx="5737860" cy="3131820"/>
+                      <a:ext cx="5943600" cy="3637280"/>
                     </a:xfrm>
                     <a:prstGeom prst="rect">
                       <a:avLst/>
                     </a:prstGeom>
-                    <a:noFill/>
-                    <a:ln>
-                      <a:noFill/>
-                    </a:ln>
                   </pic:spPr>
                 </pic:pic>
               </a:graphicData>
@@ -4062,77 +3851,7 @@
         <w:rPr>
           <w:rFonts w:cs="Times New Roman"/>
         </w:rPr>
-        <w:t xml:space="preserve">: The ER diagram depicts a vocabulary learning system database. Users (with Username, Password, </w:t>
-      </w:r>
-      <w:proofErr w:type="spellStart"/>
-      <w:r>
-        <w:rPr>
-          <w:rFonts w:cs="Times New Roman"/>
-        </w:rPr>
-        <w:t>CreateAt</w:t>
-      </w:r>
-      <w:proofErr w:type="spellEnd"/>
-      <w:r>
-        <w:rPr>
-          <w:rFonts w:cs="Times New Roman"/>
-        </w:rPr>
-        <w:t xml:space="preserve">) link </w:t>
-      </w:r>
-      <w:proofErr w:type="gramStart"/>
-      <w:r>
-        <w:rPr>
-          <w:rFonts w:cs="Times New Roman"/>
-        </w:rPr>
-        <w:t>1:N</w:t>
-      </w:r>
-      <w:proofErr w:type="gramEnd"/>
-      <w:r>
-        <w:rPr>
-          <w:rFonts w:cs="Times New Roman"/>
-        </w:rPr>
-        <w:t xml:space="preserve"> to History (</w:t>
-      </w:r>
-      <w:proofErr w:type="spellStart"/>
-      <w:r>
-        <w:rPr>
-          <w:rFonts w:cs="Times New Roman"/>
-        </w:rPr>
-        <w:t>UserId</w:t>
-      </w:r>
-      <w:proofErr w:type="spellEnd"/>
-      <w:r>
-        <w:rPr>
-          <w:rFonts w:cs="Times New Roman"/>
-        </w:rPr>
-        <w:t xml:space="preserve">, </w:t>
-      </w:r>
-      <w:proofErr w:type="spellStart"/>
-      <w:r>
-        <w:rPr>
-          <w:rFonts w:cs="Times New Roman"/>
-        </w:rPr>
-        <w:t>TargetText</w:t>
-      </w:r>
-      <w:proofErr w:type="spellEnd"/>
-      <w:r>
-        <w:rPr>
-          <w:rFonts w:cs="Times New Roman"/>
-        </w:rPr>
-        <w:t xml:space="preserve">, </w:t>
-      </w:r>
-      <w:proofErr w:type="spellStart"/>
-      <w:r>
-        <w:rPr>
-          <w:rFonts w:cs="Times New Roman"/>
-        </w:rPr>
-        <w:t>PracText</w:t>
-      </w:r>
-      <w:proofErr w:type="spellEnd"/>
-      <w:r>
-        <w:rPr>
-          <w:rFonts w:cs="Times New Roman"/>
-        </w:rPr>
-        <w:t>, Score, Similarity) via Act, connecting to Dictionary (Word, Phonetic, Definition).</w:t>
+        <w:t>: The ER diagram depicts a vocabulary learning system database. Users (with Username, Password, CreateAt) link 1:N to History (UserId, TargetText, PracText, Score, Similarity) via Act, connecting to Dictionary (Word, Phonetic, Definition).</w:t>
       </w:r>
     </w:p>
     <w:p>
@@ -4184,23 +3903,7 @@
           <w:sz w:val="26"/>
           <w:szCs w:val="26"/>
         </w:rPr>
-        <w:t xml:space="preserve">The </w:t>
-      </w:r>
-      <w:proofErr w:type="spellStart"/>
-      <w:r>
-        <w:rPr>
-          <w:sz w:val="26"/>
-          <w:szCs w:val="26"/>
-        </w:rPr>
-        <w:t>SpeakMaster</w:t>
-      </w:r>
-      <w:proofErr w:type="spellEnd"/>
-      <w:r>
-        <w:rPr>
-          <w:sz w:val="26"/>
-          <w:szCs w:val="26"/>
-        </w:rPr>
-        <w:t xml:space="preserve"> AI database utilizes a relational architecture optimized for performance and data integrity.</w:t>
+        <w:t>The SpeakMaster AI database utilizes a relational architecture optimized for performance and data integrity.</w:t>
       </w:r>
     </w:p>
     <w:p>
@@ -4258,7 +3961,6 @@
         </w:rPr>
         <w:t xml:space="preserve"> (</w:t>
       </w:r>
-      <w:proofErr w:type="spellStart"/>
       <w:r>
         <w:rPr>
           <w:rFonts w:eastAsia="Times New Roman" w:cs="Times New Roman"/>
@@ -4270,7 +3972,6 @@
         </w:rPr>
         <w:t>UserID</w:t>
       </w:r>
-      <w:proofErr w:type="spellEnd"/>
       <w:r>
         <w:rPr>
           <w:rFonts w:eastAsia="Times New Roman" w:cs="Times New Roman"/>
@@ -4278,27 +3979,7 @@
           <w:szCs w:val="24"/>
           <w:lang w:eastAsia="ja-JP"/>
         </w:rPr>
-        <w:t xml:space="preserve">, Username, Password, </w:t>
-      </w:r>
-      <w:proofErr w:type="spellStart"/>
-      <w:r>
-        <w:rPr>
-          <w:rFonts w:eastAsia="Times New Roman" w:cs="Times New Roman"/>
-          <w:color w:val="000000"/>
-          <w:szCs w:val="24"/>
-          <w:lang w:eastAsia="ja-JP"/>
-        </w:rPr>
-        <w:t>CreatedAt</w:t>
-      </w:r>
-      <w:proofErr w:type="spellEnd"/>
-      <w:r>
-        <w:rPr>
-          <w:rFonts w:eastAsia="Times New Roman" w:cs="Times New Roman"/>
-          <w:color w:val="000000"/>
-          <w:szCs w:val="24"/>
-          <w:lang w:eastAsia="ja-JP"/>
-        </w:rPr>
-        <w:t>)</w:t>
+        <w:t>, Username, Password, CreatedAt)</w:t>
       </w:r>
       <w:r>
         <w:rPr>
@@ -4345,7 +4026,6 @@
         </w:rPr>
         <w:t xml:space="preserve"> (</w:t>
       </w:r>
-      <w:proofErr w:type="spellStart"/>
       <w:r>
         <w:rPr>
           <w:rFonts w:eastAsia="Times New Roman" w:cs="Times New Roman"/>
@@ -4357,7 +4037,6 @@
         </w:rPr>
         <w:t>HistoryID</w:t>
       </w:r>
-      <w:proofErr w:type="spellEnd"/>
       <w:r>
         <w:rPr>
           <w:rFonts w:eastAsia="Times New Roman" w:cs="Times New Roman"/>
@@ -4367,7 +4046,6 @@
         </w:rPr>
         <w:t xml:space="preserve">, </w:t>
       </w:r>
-      <w:proofErr w:type="spellStart"/>
       <w:r>
         <w:rPr>
           <w:rFonts w:eastAsia="Times New Roman" w:cs="Times New Roman"/>
@@ -4379,7 +4057,6 @@
         </w:rPr>
         <w:t>UserID</w:t>
       </w:r>
-      <w:proofErr w:type="spellEnd"/>
       <w:r>
         <w:rPr>
           <w:rFonts w:eastAsia="Times New Roman" w:cs="Times New Roman"/>
@@ -4387,67 +4064,7 @@
           <w:szCs w:val="24"/>
           <w:lang w:eastAsia="ja-JP"/>
         </w:rPr>
-        <w:t xml:space="preserve">, </w:t>
-      </w:r>
-      <w:proofErr w:type="spellStart"/>
-      <w:r>
-        <w:rPr>
-          <w:rFonts w:eastAsia="Times New Roman" w:cs="Times New Roman"/>
-          <w:color w:val="000000"/>
-          <w:szCs w:val="24"/>
-          <w:lang w:eastAsia="ja-JP"/>
-        </w:rPr>
-        <w:t>TargetText</w:t>
-      </w:r>
-      <w:proofErr w:type="spellEnd"/>
-      <w:r>
-        <w:rPr>
-          <w:rFonts w:eastAsia="Times New Roman" w:cs="Times New Roman"/>
-          <w:color w:val="000000"/>
-          <w:szCs w:val="24"/>
-          <w:lang w:eastAsia="ja-JP"/>
-        </w:rPr>
-        <w:t xml:space="preserve">, </w:t>
-      </w:r>
-      <w:proofErr w:type="spellStart"/>
-      <w:r>
-        <w:rPr>
-          <w:rFonts w:eastAsia="Times New Roman" w:cs="Times New Roman"/>
-          <w:color w:val="000000"/>
-          <w:szCs w:val="24"/>
-          <w:lang w:eastAsia="ja-JP"/>
-        </w:rPr>
-        <w:t>UserText</w:t>
-      </w:r>
-      <w:proofErr w:type="spellEnd"/>
-      <w:r>
-        <w:rPr>
-          <w:rFonts w:eastAsia="Times New Roman" w:cs="Times New Roman"/>
-          <w:color w:val="000000"/>
-          <w:szCs w:val="24"/>
-          <w:lang w:eastAsia="ja-JP"/>
-        </w:rPr>
-        <w:t xml:space="preserve">, Score, Similarity, </w:t>
-      </w:r>
-      <w:proofErr w:type="spellStart"/>
-      <w:r>
-        <w:rPr>
-          <w:rFonts w:eastAsia="Times New Roman" w:cs="Times New Roman"/>
-          <w:color w:val="000000"/>
-          <w:szCs w:val="24"/>
-          <w:lang w:eastAsia="ja-JP"/>
-        </w:rPr>
-        <w:t>PracticedAt</w:t>
-      </w:r>
-      <w:proofErr w:type="spellEnd"/>
-      <w:r>
-        <w:rPr>
-          <w:rFonts w:eastAsia="Times New Roman" w:cs="Times New Roman"/>
-          <w:color w:val="000000"/>
-          <w:szCs w:val="24"/>
-          <w:lang w:eastAsia="ja-JP"/>
-        </w:rPr>
-        <w:t>)</w:t>
+        <w:t>, TargetText, UserText, Score, Similarity, PracticedAt)</w:t>
       </w:r>
       <w:r>
         <w:rPr>
@@ -4652,9 +4269,41 @@
           <w:szCs w:val="24"/>
           <w:lang w:eastAsia="ja-JP"/>
         </w:rPr>
-        <w:t xml:space="preserve">Users </w:t>
-      </w:r>
-      <w:proofErr w:type="gramStart"/>
+        <w:t>Users 1:N History</w:t>
+      </w:r>
+      <w:r>
+        <w:rPr>
+          <w:rFonts w:eastAsia="Times New Roman" w:cs="Times New Roman"/>
+          <w:i/>
+          <w:iCs/>
+          <w:color w:val="000000"/>
+          <w:szCs w:val="24"/>
+          <w:lang w:eastAsia="ja-JP"/>
+        </w:rPr>
+        <w:t>: A one-to-many relationship where one user can have multiple practice sessions.</w:t>
+      </w:r>
+    </w:p>
+    <w:p>
+      <w:pPr>
+        <w:numPr>
+          <w:ilvl w:val="0"/>
+          <w:numId w:val="29"/>
+        </w:numPr>
+        <w:tabs>
+          <w:tab w:val="left" w:pos="1080"/>
+        </w:tabs>
+        <w:spacing w:line="240" w:lineRule="auto"/>
+        <w:ind w:firstLine="0"/>
+        <w:jc w:val="both"/>
+        <w:rPr>
+          <w:rFonts w:eastAsia="Times New Roman" w:cs="Times New Roman"/>
+          <w:i/>
+          <w:iCs/>
+          <w:color w:val="000000"/>
+          <w:szCs w:val="24"/>
+          <w:lang w:eastAsia="ja-JP"/>
+        </w:rPr>
+      </w:pPr>
       <w:r>
         <w:rPr>
           <w:rFonts w:eastAsia="Times New Roman" w:cs="Times New Roman"/>
@@ -4666,9 +4315,19 @@
           <w:szCs w:val="24"/>
           <w:lang w:eastAsia="ja-JP"/>
         </w:rPr>
-        <w:t>1:N</w:t>
-      </w:r>
-      <w:proofErr w:type="gramEnd"/>
+        <w:t>Referential Integrity</w:t>
+      </w:r>
+      <w:r>
+        <w:rPr>
+          <w:rFonts w:eastAsia="Times New Roman" w:cs="Times New Roman"/>
+          <w:i/>
+          <w:iCs/>
+          <w:color w:val="000000"/>
+          <w:szCs w:val="24"/>
+          <w:lang w:eastAsia="ja-JP"/>
+        </w:rPr>
+        <w:t xml:space="preserve">: UserID in the </w:t>
+      </w:r>
       <w:r>
         <w:rPr>
           <w:rFonts w:eastAsia="Times New Roman" w:cs="Times New Roman"/>
@@ -4680,7 +4339,7 @@
           <w:szCs w:val="24"/>
           <w:lang w:eastAsia="ja-JP"/>
         </w:rPr>
-        <w:t xml:space="preserve"> History</w:t>
+        <w:t>History</w:t>
       </w:r>
       <w:r>
         <w:rPr>
@@ -4691,20 +4350,12 @@
           <w:szCs w:val="24"/>
           <w:lang w:eastAsia="ja-JP"/>
         </w:rPr>
-        <w:t>: A one-to-many relationship where one user can have multiple practice sessions.</w:t>
+        <w:t xml:space="preserve"> table includes an ON DELETE CASCADE constraint to prevent orphaned records.</w:t>
       </w:r>
     </w:p>
     <w:p>
       <w:pPr>
-        <w:numPr>
-          <w:ilvl w:val="0"/>
-          <w:numId w:val="29"/>
-        </w:numPr>
-        <w:tabs>
-          <w:tab w:val="left" w:pos="1080"/>
-        </w:tabs>
         <w:spacing w:line="240" w:lineRule="auto"/>
-        <w:ind w:firstLine="0"/>
         <w:jc w:val="both"/>
         <w:rPr>
           <w:rFonts w:eastAsia="Times New Roman" w:cs="Times New Roman"/>
@@ -4726,7 +4377,7 @@
           <w:szCs w:val="24"/>
           <w:lang w:eastAsia="ja-JP"/>
         </w:rPr>
-        <w:t>Referential Integrity</w:t>
+        <w:t>Standalone Reference</w:t>
       </w:r>
       <w:r>
         <w:rPr>
@@ -4737,31 +4388,7 @@
           <w:szCs w:val="24"/>
           <w:lang w:eastAsia="ja-JP"/>
         </w:rPr>
-        <w:t xml:space="preserve">: </w:t>
-      </w:r>
-      <w:proofErr w:type="spellStart"/>
-      <w:r>
-        <w:rPr>
-          <w:rFonts w:eastAsia="Times New Roman" w:cs="Times New Roman"/>
-          <w:i/>
-          <w:iCs/>
-          <w:color w:val="000000"/>
-          <w:szCs w:val="24"/>
-          <w:lang w:eastAsia="ja-JP"/>
-        </w:rPr>
-        <w:t>UserID</w:t>
-      </w:r>
-      <w:proofErr w:type="spellEnd"/>
-      <w:r>
-        <w:rPr>
-          <w:rFonts w:eastAsia="Times New Roman" w:cs="Times New Roman"/>
-          <w:i/>
-          <w:iCs/>
-          <w:color w:val="000000"/>
-          <w:szCs w:val="24"/>
-          <w:lang w:eastAsia="ja-JP"/>
-        </w:rPr>
-        <w:t xml:space="preserve"> in the </w:t>
+        <w:t xml:space="preserve">: The </w:t>
       </w:r>
       <w:r>
         <w:rPr>
@@ -4774,7 +4401,7 @@
           <w:szCs w:val="24"/>
           <w:lang w:eastAsia="ja-JP"/>
         </w:rPr>
-        <w:t>History</w:t>
+        <w:t>Dictionary</w:t>
       </w:r>
       <w:r>
         <w:rPr>
@@ -4785,7 +4412,7 @@
           <w:szCs w:val="24"/>
           <w:lang w:eastAsia="ja-JP"/>
         </w:rPr>
-        <w:t xml:space="preserve"> table includes an ON DELETE CASCADE constraint to prevent orphaned records.</w:t>
+        <w:t xml:space="preserve"> table operates independently for high-speed lookups.</w:t>
       </w:r>
     </w:p>
     <w:p>
@@ -4793,15 +4420,32 @@
         <w:spacing w:line="240" w:lineRule="auto"/>
         <w:jc w:val="both"/>
         <w:rPr>
-          <w:rFonts w:eastAsia="Times New Roman" w:cs="Times New Roman"/>
-          <w:i/>
-          <w:iCs/>
-          <w:color w:val="000000"/>
-          <w:szCs w:val="24"/>
-          <w:lang w:eastAsia="ja-JP"/>
-        </w:rPr>
-      </w:pPr>
-      <w:r>
+          <w:rFonts w:cs="Times New Roman"/>
+          <w:sz w:val="26"/>
+          <w:szCs w:val="26"/>
+        </w:rPr>
+      </w:pPr>
+    </w:p>
+    <w:p>
+      <w:pPr>
+        <w:spacing w:line="240" w:lineRule="auto"/>
+        <w:jc w:val="both"/>
+        <w:rPr>
+          <w:rFonts w:cs="Times New Roman"/>
+          <w:sz w:val="26"/>
+          <w:szCs w:val="26"/>
+        </w:rPr>
+      </w:pPr>
+    </w:p>
+    <w:p>
+      <w:pPr>
+        <w:pStyle w:val="ListParagraph"/>
+        <w:numPr>
+          <w:ilvl w:val="0"/>
+          <w:numId w:val="23"/>
+        </w:numPr>
+        <w:spacing w:line="240" w:lineRule="auto"/>
+        <w:jc w:val="both"/>
         <w:rPr>
           <w:rFonts w:eastAsia="Times New Roman" w:cs="Times New Roman"/>
           <w:b/>
@@ -4812,19 +4456,7 @@
           <w:szCs w:val="24"/>
           <w:lang w:eastAsia="ja-JP"/>
         </w:rPr>
-        <w:t>Standalone Reference</w:t>
-      </w:r>
-      <w:r>
-        <w:rPr>
-          <w:rFonts w:eastAsia="Times New Roman" w:cs="Times New Roman"/>
-          <w:i/>
-          <w:iCs/>
-          <w:color w:val="000000"/>
-          <w:szCs w:val="24"/>
-          <w:lang w:eastAsia="ja-JP"/>
-        </w:rPr>
-        <w:t xml:space="preserve">: The </w:t>
-      </w:r>
+      </w:pPr>
       <w:r>
         <w:rPr>
           <w:rFonts w:eastAsia="Times New Roman" w:cs="Times New Roman"/>
@@ -4836,50 +4468,20 @@
           <w:szCs w:val="24"/>
           <w:lang w:eastAsia="ja-JP"/>
         </w:rPr>
-        <w:t>Dictionary</w:t>
-      </w:r>
-      <w:r>
-        <w:rPr>
-          <w:rFonts w:eastAsia="Times New Roman" w:cs="Times New Roman"/>
-          <w:i/>
-          <w:iCs/>
-          <w:color w:val="000000"/>
-          <w:szCs w:val="24"/>
-          <w:lang w:eastAsia="ja-JP"/>
-        </w:rPr>
-        <w:t xml:space="preserve"> table operates independently for high-speed lookups.</w:t>
+        <w:t>Data Access Layer (Stored Procedures)</w:t>
       </w:r>
     </w:p>
     <w:p>
       <w:pPr>
-        <w:spacing w:line="240" w:lineRule="auto"/>
-        <w:jc w:val="both"/>
-        <w:rPr>
-          <w:rFonts w:cs="Times New Roman"/>
-          <w:sz w:val="26"/>
-          <w:szCs w:val="26"/>
-        </w:rPr>
-      </w:pPr>
-    </w:p>
-    <w:p>
-      <w:pPr>
-        <w:spacing w:line="240" w:lineRule="auto"/>
-        <w:jc w:val="both"/>
-        <w:rPr>
-          <w:rFonts w:cs="Times New Roman"/>
-          <w:sz w:val="26"/>
-          <w:szCs w:val="26"/>
-        </w:rPr>
-      </w:pPr>
-    </w:p>
-    <w:p>
-      <w:pPr>
-        <w:pStyle w:val="ListParagraph"/>
         <w:numPr>
           <w:ilvl w:val="0"/>
-          <w:numId w:val="23"/>
+          <w:numId w:val="29"/>
         </w:numPr>
+        <w:tabs>
+          <w:tab w:val="left" w:pos="1080"/>
+        </w:tabs>
         <w:spacing w:line="240" w:lineRule="auto"/>
+        <w:ind w:firstLine="0"/>
         <w:jc w:val="both"/>
         <w:rPr>
           <w:rFonts w:eastAsia="Times New Roman" w:cs="Times New Roman"/>
@@ -4903,21 +4505,92 @@
           <w:szCs w:val="24"/>
           <w:lang w:eastAsia="ja-JP"/>
         </w:rPr>
-        <w:lastRenderedPageBreak/>
-        <w:t>Data Access Layer (Stored Procedures)</w:t>
+        <w:t>To ensure security and modularity, all data interactions are handled via Stored Procedures:</w:t>
       </w:r>
     </w:p>
     <w:p>
       <w:pPr>
+        <w:pStyle w:val="ListParagraph"/>
+        <w:keepNext/>
         <w:numPr>
           <w:ilvl w:val="0"/>
-          <w:numId w:val="29"/>
+          <w:numId w:val="19"/>
         </w:numPr>
-        <w:tabs>
-          <w:tab w:val="left" w:pos="1080"/>
-        </w:tabs>
+        <w:ind w:firstLine="360"/>
+        <w:jc w:val="both"/>
+        <w:rPr>
+          <w:rFonts w:cs="Times New Roman"/>
+          <w:sz w:val="26"/>
+          <w:szCs w:val="26"/>
+        </w:rPr>
+      </w:pPr>
+      <w:r>
+        <w:rPr>
+          <w:rFonts w:cs="Times New Roman"/>
+          <w:sz w:val="26"/>
+          <w:szCs w:val="26"/>
+        </w:rPr>
+        <w:t>Authentication: sp_RegisterUser, sp_LoginUser</w:t>
+      </w:r>
+    </w:p>
+    <w:p>
+      <w:pPr>
+        <w:pStyle w:val="ListParagraph"/>
+        <w:keepNext/>
+        <w:numPr>
+          <w:ilvl w:val="0"/>
+          <w:numId w:val="19"/>
+        </w:numPr>
+        <w:ind w:firstLine="360"/>
+        <w:jc w:val="both"/>
+        <w:rPr>
+          <w:rFonts w:cs="Times New Roman"/>
+          <w:sz w:val="26"/>
+          <w:szCs w:val="26"/>
+        </w:rPr>
+      </w:pPr>
+      <w:r>
+        <w:rPr>
+          <w:rFonts w:cs="Times New Roman"/>
+          <w:sz w:val="26"/>
+          <w:szCs w:val="26"/>
+        </w:rPr>
+        <w:t>Practice Management: sp_SavePracticeResult, sp_DeleteHistoryEntry</w:t>
+      </w:r>
+    </w:p>
+    <w:p>
+      <w:pPr>
+        <w:pStyle w:val="ListParagraph"/>
+        <w:keepNext/>
+        <w:numPr>
+          <w:ilvl w:val="0"/>
+          <w:numId w:val="19"/>
+        </w:numPr>
+        <w:ind w:firstLine="360"/>
+        <w:jc w:val="both"/>
+        <w:rPr>
+          <w:rFonts w:cs="Times New Roman"/>
+          <w:sz w:val="26"/>
+          <w:szCs w:val="26"/>
+        </w:rPr>
+      </w:pPr>
+      <w:r>
+        <w:rPr>
+          <w:rFonts w:cs="Times New Roman"/>
+          <w:sz w:val="26"/>
+          <w:szCs w:val="26"/>
+        </w:rPr>
+        <w:t>Analytics: sp_LoadHistory, sp_GetUserStats (Aggregates average scores and progress trends).</w:t>
+      </w:r>
+    </w:p>
+    <w:p>
+      <w:pPr>
+        <w:pStyle w:val="ListParagraph"/>
+        <w:numPr>
+          <w:ilvl w:val="0"/>
+          <w:numId w:val="23"/>
+        </w:numPr>
         <w:spacing w:line="240" w:lineRule="auto"/>
-        <w:ind w:firstLine="0"/>
         <w:jc w:val="both"/>
         <w:rPr>
           <w:rFonts w:eastAsia="Times New Roman" w:cs="Times New Roman"/>
@@ -4941,18 +4614,18 @@
           <w:szCs w:val="24"/>
           <w:lang w:eastAsia="ja-JP"/>
         </w:rPr>
-        <w:t>To ensure security and modularity, all data interactions are handled via Stored Procedures:</w:t>
+        <w:t>Integrity &amp; Relationship Constraints</w:t>
       </w:r>
     </w:p>
     <w:p>
       <w:pPr>
         <w:pStyle w:val="ListParagraph"/>
-        <w:keepNext/>
         <w:numPr>
           <w:ilvl w:val="0"/>
-          <w:numId w:val="19"/>
+          <w:numId w:val="33"/>
         </w:numPr>
-        <w:ind w:firstLine="360"/>
+        <w:spacing w:line="240" w:lineRule="auto"/>
+        <w:ind w:left="360" w:hanging="270"/>
         <w:jc w:val="both"/>
         <w:rPr>
           <w:rFonts w:cs="Times New Roman"/>
@@ -4966,46 +4639,16 @@
           <w:sz w:val="26"/>
           <w:szCs w:val="26"/>
         </w:rPr>
-        <w:t xml:space="preserve">Authentication: </w:t>
-      </w:r>
-      <w:proofErr w:type="spellStart"/>
-      <w:r>
-        <w:rPr>
-          <w:rFonts w:cs="Times New Roman"/>
-          <w:sz w:val="26"/>
-          <w:szCs w:val="26"/>
-        </w:rPr>
-        <w:t>sp_RegisterUser</w:t>
-      </w:r>
-      <w:proofErr w:type="spellEnd"/>
-      <w:r>
-        <w:rPr>
-          <w:rFonts w:cs="Times New Roman"/>
-          <w:sz w:val="26"/>
-          <w:szCs w:val="26"/>
-        </w:rPr>
-        <w:t xml:space="preserve">, </w:t>
-      </w:r>
-      <w:proofErr w:type="spellStart"/>
-      <w:r>
-        <w:rPr>
-          <w:rFonts w:cs="Times New Roman"/>
-          <w:sz w:val="26"/>
-          <w:szCs w:val="26"/>
-        </w:rPr>
-        <w:t>sp_LoginUser</w:t>
-      </w:r>
-      <w:proofErr w:type="spellEnd"/>
+        <w:t>The schema enforces strict rules to ensure the reliability of the learning data:</w:t>
+      </w:r>
     </w:p>
     <w:p>
       <w:pPr>
-        <w:pStyle w:val="ListParagraph"/>
-        <w:keepNext/>
         <w:numPr>
           <w:ilvl w:val="0"/>
-          <w:numId w:val="19"/>
+          <w:numId w:val="32"/>
         </w:numPr>
-        <w:ind w:firstLine="360"/>
+        <w:spacing w:line="240" w:lineRule="auto"/>
         <w:jc w:val="both"/>
         <w:rPr>
           <w:rFonts w:cs="Times New Roman"/>
@@ -5016,49 +4659,29 @@
       <w:r>
         <w:rPr>
           <w:rFonts w:cs="Times New Roman"/>
-          <w:sz w:val="26"/>
-          <w:szCs w:val="26"/>
-        </w:rPr>
-        <w:t xml:space="preserve">Practice Management: </w:t>
-      </w:r>
-      <w:proofErr w:type="spellStart"/>
-      <w:r>
-        <w:rPr>
-          <w:rFonts w:cs="Times New Roman"/>
-          <w:sz w:val="26"/>
-          <w:szCs w:val="26"/>
-        </w:rPr>
-        <w:t>sp_SavePracticeResult</w:t>
-      </w:r>
-      <w:proofErr w:type="spellEnd"/>
-      <w:r>
-        <w:rPr>
-          <w:rFonts w:cs="Times New Roman"/>
-          <w:sz w:val="26"/>
-          <w:szCs w:val="26"/>
-        </w:rPr>
-        <w:t xml:space="preserve">, </w:t>
-      </w:r>
-      <w:proofErr w:type="spellStart"/>
-      <w:r>
-        <w:rPr>
-          <w:rFonts w:cs="Times New Roman"/>
-          <w:sz w:val="26"/>
-          <w:szCs w:val="26"/>
-        </w:rPr>
-        <w:t>sp_DeleteHistoryEntry</w:t>
-      </w:r>
-      <w:proofErr w:type="spellEnd"/>
+          <w:b/>
+          <w:bCs/>
+          <w:sz w:val="26"/>
+          <w:szCs w:val="26"/>
+        </w:rPr>
+        <w:t>Entity Integrity:</w:t>
+      </w:r>
+      <w:r>
+        <w:rPr>
+          <w:rFonts w:cs="Times New Roman"/>
+          <w:sz w:val="26"/>
+          <w:szCs w:val="26"/>
+        </w:rPr>
+        <w:t xml:space="preserve"> Every record in the Users, History, and Dictionary tables is uniquely identified by a Primary Key.</w:t>
+      </w:r>
     </w:p>
     <w:p>
       <w:pPr>
-        <w:pStyle w:val="ListParagraph"/>
-        <w:keepNext/>
         <w:numPr>
           <w:ilvl w:val="0"/>
-          <w:numId w:val="19"/>
+          <w:numId w:val="32"/>
         </w:numPr>
-        <w:ind w:firstLine="360"/>
+        <w:spacing w:line="240" w:lineRule="auto"/>
         <w:jc w:val="both"/>
         <w:rPr>
           <w:rFonts w:cs="Times New Roman"/>
@@ -5069,46 +4692,53 @@
       <w:r>
         <w:rPr>
           <w:rFonts w:cs="Times New Roman"/>
-          <w:sz w:val="26"/>
-          <w:szCs w:val="26"/>
-        </w:rPr>
-        <w:t xml:space="preserve">Analytics: </w:t>
-      </w:r>
-      <w:proofErr w:type="spellStart"/>
-      <w:r>
-        <w:rPr>
-          <w:rFonts w:cs="Times New Roman"/>
-          <w:sz w:val="26"/>
-          <w:szCs w:val="26"/>
-        </w:rPr>
-        <w:t>sp_LoadHistory</w:t>
-      </w:r>
-      <w:proofErr w:type="spellEnd"/>
-      <w:r>
-        <w:rPr>
-          <w:rFonts w:cs="Times New Roman"/>
-          <w:sz w:val="26"/>
-          <w:szCs w:val="26"/>
-        </w:rPr>
-        <w:t xml:space="preserve">, </w:t>
-      </w:r>
-      <w:proofErr w:type="spellStart"/>
-      <w:r>
-        <w:rPr>
-          <w:rFonts w:cs="Times New Roman"/>
-          <w:sz w:val="26"/>
-          <w:szCs w:val="26"/>
-        </w:rPr>
-        <w:t>sp_GetUserStats</w:t>
-      </w:r>
-      <w:proofErr w:type="spellEnd"/>
-      <w:r>
-        <w:rPr>
-          <w:rFonts w:cs="Times New Roman"/>
-          <w:sz w:val="26"/>
-          <w:szCs w:val="26"/>
-        </w:rPr>
-        <w:t xml:space="preserve"> (Aggregates average scores and progress trends).</w:t>
+          <w:b/>
+          <w:bCs/>
+          <w:sz w:val="26"/>
+          <w:szCs w:val="26"/>
+        </w:rPr>
+        <w:t>Referential Integrity:</w:t>
+      </w:r>
+      <w:r>
+        <w:rPr>
+          <w:rFonts w:cs="Times New Roman"/>
+          <w:sz w:val="26"/>
+          <w:szCs w:val="26"/>
+        </w:rPr>
+        <w:t xml:space="preserve"> The UserID in the History table acts as a Foreign Key, linking each practice session to a specific user account.</w:t>
+      </w:r>
+    </w:p>
+    <w:p>
+      <w:pPr>
+        <w:numPr>
+          <w:ilvl w:val="0"/>
+          <w:numId w:val="32"/>
+        </w:numPr>
+        <w:spacing w:line="240" w:lineRule="auto"/>
+        <w:jc w:val="both"/>
+        <w:rPr>
+          <w:rFonts w:cs="Times New Roman"/>
+          <w:sz w:val="26"/>
+          <w:szCs w:val="26"/>
+        </w:rPr>
+      </w:pPr>
+      <w:r>
+        <w:rPr>
+          <w:rFonts w:cs="Times New Roman"/>
+          <w:b/>
+          <w:bCs/>
+          <w:sz w:val="26"/>
+          <w:szCs w:val="26"/>
+        </w:rPr>
+        <w:t>On Delete Cascade:</w:t>
+      </w:r>
+      <w:r>
+        <w:rPr>
+          <w:rFonts w:cs="Times New Roman"/>
+          <w:sz w:val="26"/>
+          <w:szCs w:val="26"/>
+        </w:rPr>
+        <w:t xml:space="preserve"> To prevent orphaned records, deleting a user account automatically removes all associated practice history.</w:t>
       </w:r>
     </w:p>
     <w:p>
@@ -5142,7 +4772,7 @@
           <w:szCs w:val="24"/>
           <w:lang w:eastAsia="ja-JP"/>
         </w:rPr>
-        <w:t>Integrity &amp; Relationship Constraints</w:t>
+        <w:t>Data Access Layer (Stored Procedures)</w:t>
       </w:r>
     </w:p>
     <w:p>
@@ -5167,7 +4797,7 @@
           <w:sz w:val="26"/>
           <w:szCs w:val="26"/>
         </w:rPr>
-        <w:t>The schema enforces strict rules to ensure the reliability of the learning data:</w:t>
+        <w:t>For security and modularity, SpeakMaster AI abstracts all database interactions through Stored Procedures. This prevents SQL Injection and simplifies application logic:</w:t>
       </w:r>
     </w:p>
     <w:p>
@@ -5187,20 +4817,10 @@
       <w:r>
         <w:rPr>
           <w:rFonts w:cs="Times New Roman"/>
-          <w:b/>
-          <w:bCs/>
-          <w:sz w:val="26"/>
-          <w:szCs w:val="26"/>
-        </w:rPr>
-        <w:t>Entity Integrity:</w:t>
-      </w:r>
-      <w:r>
-        <w:rPr>
-          <w:rFonts w:cs="Times New Roman"/>
-          <w:sz w:val="26"/>
-          <w:szCs w:val="26"/>
-        </w:rPr>
-        <w:t xml:space="preserve"> Every record in the Users, History, and Dictionary tables is uniquely identified by a Primary Key.</w:t>
+          <w:sz w:val="26"/>
+          <w:szCs w:val="26"/>
+        </w:rPr>
+        <w:t>User Management: sp_RegisterUser (handles unique checks) and sp_LoginUser (validates hashed credentials).</w:t>
       </w:r>
     </w:p>
     <w:p>
@@ -5220,38 +4840,10 @@
       <w:r>
         <w:rPr>
           <w:rFonts w:cs="Times New Roman"/>
-          <w:b/>
-          <w:bCs/>
-          <w:sz w:val="26"/>
-          <w:szCs w:val="26"/>
-        </w:rPr>
-        <w:t>Referential Integrity:</w:t>
-      </w:r>
-      <w:r>
-        <w:rPr>
-          <w:rFonts w:cs="Times New Roman"/>
-          <w:sz w:val="26"/>
-          <w:szCs w:val="26"/>
-        </w:rPr>
-        <w:t xml:space="preserve"> The </w:t>
-      </w:r>
-      <w:proofErr w:type="spellStart"/>
-      <w:r>
-        <w:rPr>
-          <w:rFonts w:cs="Times New Roman"/>
-          <w:sz w:val="26"/>
-          <w:szCs w:val="26"/>
-        </w:rPr>
-        <w:t>UserID</w:t>
-      </w:r>
-      <w:proofErr w:type="spellEnd"/>
-      <w:r>
-        <w:rPr>
-          <w:rFonts w:cs="Times New Roman"/>
-          <w:sz w:val="26"/>
-          <w:szCs w:val="26"/>
-        </w:rPr>
-        <w:t xml:space="preserve"> in the History table acts as a Foreign Key, linking each practice session to a specific user account.</w:t>
+          <w:sz w:val="26"/>
+          <w:szCs w:val="26"/>
+        </w:rPr>
+        <w:t>Practice Tracking: sp_SavePracticeResult and sp_LoadHistory (retrieves formatted history by date).</w:t>
       </w:r>
     </w:p>
     <w:p>
@@ -5271,256 +4863,10 @@
       <w:r>
         <w:rPr>
           <w:rFonts w:cs="Times New Roman"/>
-          <w:b/>
-          <w:bCs/>
-          <w:sz w:val="26"/>
-          <w:szCs w:val="26"/>
-        </w:rPr>
-        <w:t>On Delete Cascade:</w:t>
-      </w:r>
-      <w:r>
-        <w:rPr>
-          <w:rFonts w:cs="Times New Roman"/>
-          <w:sz w:val="26"/>
-          <w:szCs w:val="26"/>
-        </w:rPr>
-        <w:t xml:space="preserve"> To prevent orphaned records, deleting a user account automatically removes all associated practice history.</w:t>
-      </w:r>
-    </w:p>
-    <w:p>
-      <w:pPr>
-        <w:pStyle w:val="ListParagraph"/>
-        <w:numPr>
-          <w:ilvl w:val="0"/>
-          <w:numId w:val="23"/>
-        </w:numPr>
-        <w:spacing w:line="240" w:lineRule="auto"/>
-        <w:jc w:val="both"/>
-        <w:rPr>
-          <w:rFonts w:eastAsia="Times New Roman" w:cs="Times New Roman"/>
-          <w:b/>
-          <w:bCs/>
-          <w:i/>
-          <w:iCs/>
-          <w:color w:val="000000"/>
-          <w:szCs w:val="24"/>
-          <w:lang w:eastAsia="ja-JP"/>
-        </w:rPr>
-      </w:pPr>
-      <w:r>
-        <w:rPr>
-          <w:rFonts w:eastAsia="Times New Roman" w:cs="Times New Roman"/>
-          <w:b/>
-          <w:bCs/>
-          <w:i/>
-          <w:iCs/>
-          <w:color w:val="000000"/>
-          <w:szCs w:val="24"/>
-          <w:lang w:eastAsia="ja-JP"/>
-        </w:rPr>
-        <w:t>Data Access Layer (Stored Procedures)</w:t>
-      </w:r>
-    </w:p>
-    <w:p>
-      <w:pPr>
-        <w:pStyle w:val="ListParagraph"/>
-        <w:numPr>
-          <w:ilvl w:val="0"/>
-          <w:numId w:val="33"/>
-        </w:numPr>
-        <w:spacing w:line="240" w:lineRule="auto"/>
-        <w:ind w:left="360" w:hanging="270"/>
-        <w:jc w:val="both"/>
-        <w:rPr>
-          <w:rFonts w:cs="Times New Roman"/>
-          <w:sz w:val="26"/>
-          <w:szCs w:val="26"/>
-        </w:rPr>
-      </w:pPr>
-      <w:r>
-        <w:rPr>
-          <w:rFonts w:cs="Times New Roman"/>
-          <w:sz w:val="26"/>
-          <w:szCs w:val="26"/>
-        </w:rPr>
-        <w:t xml:space="preserve">For security and modularity, </w:t>
-      </w:r>
-      <w:proofErr w:type="spellStart"/>
-      <w:r>
-        <w:rPr>
-          <w:rFonts w:cs="Times New Roman"/>
-          <w:sz w:val="26"/>
-          <w:szCs w:val="26"/>
-        </w:rPr>
-        <w:t>SpeakMaster</w:t>
-      </w:r>
-      <w:proofErr w:type="spellEnd"/>
-      <w:r>
-        <w:rPr>
-          <w:rFonts w:cs="Times New Roman"/>
-          <w:sz w:val="26"/>
-          <w:szCs w:val="26"/>
-        </w:rPr>
-        <w:t xml:space="preserve"> AI abstracts all database interactions through Stored Procedures. This prevents SQL Injection and simplifies application logic:</w:t>
-      </w:r>
-    </w:p>
-    <w:p>
-      <w:pPr>
-        <w:numPr>
-          <w:ilvl w:val="0"/>
-          <w:numId w:val="32"/>
-        </w:numPr>
-        <w:spacing w:line="240" w:lineRule="auto"/>
-        <w:jc w:val="both"/>
-        <w:rPr>
-          <w:rFonts w:cs="Times New Roman"/>
-          <w:sz w:val="26"/>
-          <w:szCs w:val="26"/>
-        </w:rPr>
-      </w:pPr>
-      <w:r>
-        <w:rPr>
-          <w:rFonts w:cs="Times New Roman"/>
-          <w:sz w:val="26"/>
-          <w:szCs w:val="26"/>
-        </w:rPr>
-        <w:t xml:space="preserve">User Management: </w:t>
-      </w:r>
-      <w:proofErr w:type="spellStart"/>
-      <w:r>
-        <w:rPr>
-          <w:rFonts w:cs="Times New Roman"/>
-          <w:sz w:val="26"/>
-          <w:szCs w:val="26"/>
-        </w:rPr>
-        <w:t>sp_RegisterUser</w:t>
-      </w:r>
-      <w:proofErr w:type="spellEnd"/>
-      <w:r>
-        <w:rPr>
-          <w:rFonts w:cs="Times New Roman"/>
-          <w:sz w:val="26"/>
-          <w:szCs w:val="26"/>
-        </w:rPr>
-        <w:t xml:space="preserve"> (handles unique checks) and </w:t>
-      </w:r>
-      <w:proofErr w:type="spellStart"/>
-      <w:r>
-        <w:rPr>
-          <w:rFonts w:cs="Times New Roman"/>
-          <w:sz w:val="26"/>
-          <w:szCs w:val="26"/>
-        </w:rPr>
-        <w:t>sp_LoginUser</w:t>
-      </w:r>
-      <w:proofErr w:type="spellEnd"/>
-      <w:r>
-        <w:rPr>
-          <w:rFonts w:cs="Times New Roman"/>
-          <w:sz w:val="26"/>
-          <w:szCs w:val="26"/>
-        </w:rPr>
-        <w:t xml:space="preserve"> (validates hashed credentials).</w:t>
-      </w:r>
-    </w:p>
-    <w:p>
-      <w:pPr>
-        <w:numPr>
-          <w:ilvl w:val="0"/>
-          <w:numId w:val="32"/>
-        </w:numPr>
-        <w:spacing w:line="240" w:lineRule="auto"/>
-        <w:jc w:val="both"/>
-        <w:rPr>
-          <w:rFonts w:cs="Times New Roman"/>
-          <w:sz w:val="26"/>
-          <w:szCs w:val="26"/>
-        </w:rPr>
-      </w:pPr>
-      <w:r>
-        <w:rPr>
-          <w:rFonts w:cs="Times New Roman"/>
-          <w:sz w:val="26"/>
-          <w:szCs w:val="26"/>
-        </w:rPr>
-        <w:t xml:space="preserve">Practice Tracking: </w:t>
-      </w:r>
-      <w:proofErr w:type="spellStart"/>
-      <w:r>
-        <w:rPr>
-          <w:rFonts w:cs="Times New Roman"/>
-          <w:sz w:val="26"/>
-          <w:szCs w:val="26"/>
-        </w:rPr>
-        <w:t>sp_SavePracticeResult</w:t>
-      </w:r>
-      <w:proofErr w:type="spellEnd"/>
-      <w:r>
-        <w:rPr>
-          <w:rFonts w:cs="Times New Roman"/>
-          <w:sz w:val="26"/>
-          <w:szCs w:val="26"/>
-        </w:rPr>
-        <w:t xml:space="preserve"> and </w:t>
-      </w:r>
-      <w:proofErr w:type="spellStart"/>
-      <w:r>
-        <w:rPr>
-          <w:rFonts w:cs="Times New Roman"/>
-          <w:sz w:val="26"/>
-          <w:szCs w:val="26"/>
-        </w:rPr>
-        <w:t>sp_LoadHistory</w:t>
-      </w:r>
-      <w:proofErr w:type="spellEnd"/>
-      <w:r>
-        <w:rPr>
-          <w:rFonts w:cs="Times New Roman"/>
-          <w:sz w:val="26"/>
-          <w:szCs w:val="26"/>
-        </w:rPr>
-        <w:t xml:space="preserve"> (retrieves formatted history by date).</w:t>
-      </w:r>
-    </w:p>
-    <w:p>
-      <w:pPr>
-        <w:numPr>
-          <w:ilvl w:val="0"/>
-          <w:numId w:val="32"/>
-        </w:numPr>
-        <w:spacing w:line="240" w:lineRule="auto"/>
-        <w:jc w:val="both"/>
-        <w:rPr>
-          <w:rFonts w:cs="Times New Roman"/>
-          <w:sz w:val="26"/>
-          <w:szCs w:val="26"/>
-        </w:rPr>
-      </w:pPr>
-      <w:r>
-        <w:rPr>
-          <w:rFonts w:cs="Times New Roman"/>
-          <w:sz w:val="26"/>
-          <w:szCs w:val="26"/>
-        </w:rPr>
-        <w:t xml:space="preserve">Analytics: </w:t>
-      </w:r>
-      <w:proofErr w:type="spellStart"/>
-      <w:r>
-        <w:rPr>
-          <w:rFonts w:cs="Times New Roman"/>
-          <w:sz w:val="26"/>
-          <w:szCs w:val="26"/>
-        </w:rPr>
-        <w:t>sp_GetUserStats</w:t>
-      </w:r>
-      <w:proofErr w:type="spellEnd"/>
-      <w:r>
-        <w:rPr>
-          <w:rFonts w:cs="Times New Roman"/>
-          <w:sz w:val="26"/>
-          <w:szCs w:val="26"/>
-        </w:rPr>
-        <w:t xml:space="preserve"> (calculates aggregate data like average scores and total attempts).</w:t>
+          <w:sz w:val="26"/>
+          <w:szCs w:val="26"/>
+        </w:rPr>
+        <w:t>Analytics: sp_GetUserStats (calculates aggregate data like average scores and total attempts).</w:t>
       </w:r>
     </w:p>
     <w:p>
@@ -5617,8 +4963,6 @@
         </w:rPr>
       </w:pPr>
       <w:bookmarkStart w:id="8" w:name="_Toc225280092"/>
-      <w:proofErr w:type="spellStart"/>
-      <w:proofErr w:type="gramStart"/>
       <w:r>
         <w:rPr>
           <w:rFonts w:cs="Times New Roman"/>
@@ -5630,8 +4974,6 @@
         <w:t>Tables:Users</w:t>
       </w:r>
       <w:bookmarkEnd w:id="8"/>
-      <w:proofErr w:type="spellEnd"/>
-      <w:proofErr w:type="gramEnd"/>
     </w:p>
     <w:tbl>
       <w:tblPr>
@@ -5845,14 +5187,13 @@
                 <w:rFonts w:cs="Times New Roman"/>
               </w:rPr>
             </w:pPr>
-            <w:proofErr w:type="spellStart"/>
-            <w:r>
-              <w:rPr>
-                <w:rFonts w:cs="Times New Roman"/>
-              </w:rPr>
+            <w:r>
+              <w:rPr>
+                <w:rFonts w:cs="Times New Roman"/>
+              </w:rPr>
+              <w:lastRenderedPageBreak/>
               <w:t>UserID</w:t>
             </w:r>
-            <w:proofErr w:type="spellEnd"/>
           </w:p>
         </w:tc>
         <w:tc>
@@ -6016,7 +5357,6 @@
               <w:rPr>
                 <w:rFonts w:cs="Times New Roman"/>
               </w:rPr>
-              <w:lastRenderedPageBreak/>
               <w:t>Username</w:t>
             </w:r>
           </w:p>
@@ -6343,14 +5683,12 @@
                 <w:rFonts w:cs="Times New Roman"/>
               </w:rPr>
             </w:pPr>
-            <w:proofErr w:type="spellStart"/>
             <w:r>
               <w:rPr>
                 <w:rFonts w:cs="Times New Roman"/>
               </w:rPr>
               <w:t>CreatedAt</w:t>
             </w:r>
-            <w:proofErr w:type="spellEnd"/>
           </w:p>
         </w:tc>
         <w:tc>
@@ -6477,21 +5815,7 @@
               <w:rPr>
                 <w:rFonts w:cs="Times New Roman"/>
               </w:rPr>
-              <w:t xml:space="preserve">Default </w:t>
-            </w:r>
-            <w:proofErr w:type="gramStart"/>
-            <w:r>
-              <w:rPr>
-                <w:rFonts w:cs="Times New Roman"/>
-              </w:rPr>
-              <w:t>GETDATE(</w:t>
-            </w:r>
-            <w:proofErr w:type="gramEnd"/>
-            <w:r>
-              <w:rPr>
-                <w:rFonts w:cs="Times New Roman"/>
-              </w:rPr>
-              <w:t>)</w:t>
+              <w:t>Default GETDATE()</w:t>
             </w:r>
           </w:p>
         </w:tc>
@@ -6515,8 +5839,6 @@
         </w:rPr>
       </w:pPr>
       <w:bookmarkStart w:id="9" w:name="_Toc225280093"/>
-      <w:proofErr w:type="spellStart"/>
-      <w:proofErr w:type="gramStart"/>
       <w:r>
         <w:rPr>
           <w:rFonts w:cs="Times New Roman"/>
@@ -6528,8 +5850,6 @@
         <w:t>Tables:Dictionary</w:t>
       </w:r>
       <w:bookmarkEnd w:id="9"/>
-      <w:proofErr w:type="spellEnd"/>
-      <w:proofErr w:type="gramEnd"/>
     </w:p>
     <w:tbl>
       <w:tblPr>
@@ -7882,35 +7202,7 @@
                 <w:sz w:val="26"/>
                 <w:szCs w:val="26"/>
               </w:rPr>
-              <w:t>5</w:t>
-            </w:r>
-            <w:proofErr w:type="gramStart"/>
-            <w:r>
-              <w:rPr>
-                <w:rFonts w:cs="Times New Roman"/>
-                <w:sz w:val="26"/>
-                <w:szCs w:val="26"/>
-              </w:rPr>
-              <w:t xml:space="preserve">V( </w:t>
-            </w:r>
-            <w:proofErr w:type="spellStart"/>
-            <w:r>
-              <w:rPr>
-                <w:rFonts w:cs="Times New Roman"/>
-                <w:sz w:val="26"/>
-                <w:szCs w:val="26"/>
-              </w:rPr>
-              <w:t>Adruino</w:t>
-            </w:r>
-            <w:proofErr w:type="spellEnd"/>
-            <w:proofErr w:type="gramEnd"/>
-            <w:r>
-              <w:rPr>
-                <w:rFonts w:cs="Times New Roman"/>
-                <w:sz w:val="26"/>
-                <w:szCs w:val="26"/>
-              </w:rPr>
-              <w:t xml:space="preserve"> UNO) Power Supply</w:t>
+              <w:t>5V( Adruino UNO) Power Supply</w:t>
             </w:r>
           </w:p>
         </w:tc>
@@ -8107,8 +7399,6 @@
           <w:szCs w:val="26"/>
         </w:rPr>
       </w:pPr>
-      <w:proofErr w:type="spellStart"/>
-      <w:proofErr w:type="gramStart"/>
       <w:r>
         <w:rPr>
           <w:rFonts w:cs="Times New Roman"/>
@@ -8119,8 +7409,6 @@
         </w:rPr>
         <w:t>Table:History</w:t>
       </w:r>
-      <w:proofErr w:type="spellEnd"/>
-      <w:proofErr w:type="gramEnd"/>
     </w:p>
     <w:tbl>
       <w:tblPr>
@@ -8181,6 +7469,7 @@
                 <w:sz w:val="26"/>
                 <w:szCs w:val="26"/>
               </w:rPr>
+              <w:lastRenderedPageBreak/>
               <w:t>Name</w:t>
             </w:r>
           </w:p>
@@ -8380,17 +7669,14 @@
                 <w:szCs w:val="26"/>
               </w:rPr>
             </w:pPr>
-            <w:proofErr w:type="spellStart"/>
             <w:r>
               <w:rPr>
                 <w:rFonts w:cs="Times New Roman"/>
                 <w:sz w:val="26"/>
                 <w:szCs w:val="26"/>
               </w:rPr>
-              <w:lastRenderedPageBreak/>
               <w:t>HistoryID</w:t>
             </w:r>
-            <w:proofErr w:type="spellEnd"/>
           </w:p>
         </w:tc>
         <w:tc>
@@ -8588,7 +7874,6 @@
                 <w:szCs w:val="26"/>
               </w:rPr>
             </w:pPr>
-            <w:proofErr w:type="spellStart"/>
             <w:r>
               <w:rPr>
                 <w:rFonts w:cs="Times New Roman"/>
@@ -8597,7 +7882,6 @@
               </w:rPr>
               <w:t>UserID</w:t>
             </w:r>
-            <w:proofErr w:type="spellEnd"/>
           </w:p>
         </w:tc>
         <w:tc>
@@ -8795,7 +8079,6 @@
                 <w:szCs w:val="26"/>
               </w:rPr>
             </w:pPr>
-            <w:proofErr w:type="spellStart"/>
             <w:r>
               <w:rPr>
                 <w:rFonts w:cs="Times New Roman"/>
@@ -8804,7 +8087,6 @@
               </w:rPr>
               <w:t>TargetText</w:t>
             </w:r>
-            <w:proofErr w:type="spellEnd"/>
           </w:p>
         </w:tc>
         <w:tc>
@@ -8994,7 +8276,6 @@
                 <w:szCs w:val="26"/>
               </w:rPr>
             </w:pPr>
-            <w:proofErr w:type="spellStart"/>
             <w:r>
               <w:rPr>
                 <w:rFonts w:cs="Times New Roman"/>
@@ -9003,7 +8284,6 @@
               </w:rPr>
               <w:t>UserText</w:t>
             </w:r>
-            <w:proofErr w:type="spellEnd"/>
           </w:p>
         </w:tc>
         <w:tc>
@@ -9436,25 +8716,7 @@
                 <w:sz w:val="26"/>
                 <w:szCs w:val="26"/>
               </w:rPr>
-              <w:t>Similarity score (</w:t>
-            </w:r>
-            <w:proofErr w:type="spellStart"/>
-            <w:r>
-              <w:rPr>
-                <w:rFonts w:cs="Times New Roman"/>
-                <w:sz w:val="26"/>
-                <w:szCs w:val="26"/>
-              </w:rPr>
-              <w:t>Levenshtein</w:t>
-            </w:r>
-            <w:proofErr w:type="spellEnd"/>
-            <w:r>
-              <w:rPr>
-                <w:rFonts w:cs="Times New Roman"/>
-                <w:sz w:val="26"/>
-                <w:szCs w:val="26"/>
-              </w:rPr>
-              <w:t>-based)</w:t>
+              <w:t>Similarity score (Levenshtein-based)</w:t>
             </w:r>
           </w:p>
         </w:tc>
@@ -9605,7 +8867,6 @@
                 <w:szCs w:val="26"/>
               </w:rPr>
             </w:pPr>
-            <w:proofErr w:type="spellStart"/>
             <w:r>
               <w:rPr>
                 <w:rFonts w:cs="Times New Roman"/>
@@ -9614,7 +8875,6 @@
               </w:rPr>
               <w:t>PracticedAt</w:t>
             </w:r>
-            <w:proofErr w:type="spellEnd"/>
           </w:p>
         </w:tc>
         <w:tc>
@@ -9773,25 +9033,7 @@
                 <w:sz w:val="26"/>
                 <w:szCs w:val="26"/>
               </w:rPr>
-              <w:t xml:space="preserve">Default </w:t>
-            </w:r>
-            <w:proofErr w:type="gramStart"/>
-            <w:r>
-              <w:rPr>
-                <w:rFonts w:cs="Times New Roman"/>
-                <w:sz w:val="26"/>
-                <w:szCs w:val="26"/>
-              </w:rPr>
-              <w:t>GETDATE(</w:t>
-            </w:r>
-            <w:proofErr w:type="gramEnd"/>
-            <w:r>
-              <w:rPr>
-                <w:rFonts w:cs="Times New Roman"/>
-                <w:sz w:val="26"/>
-                <w:szCs w:val="26"/>
-              </w:rPr>
-              <w:t>)</w:t>
+              <w:t>Default GETDATE()</w:t>
             </w:r>
           </w:p>
         </w:tc>
@@ -9889,23 +9131,13 @@
           <w:szCs w:val="26"/>
         </w:rPr>
       </w:pPr>
-      <w:proofErr w:type="spellStart"/>
-      <w:r>
-        <w:rPr>
-          <w:rFonts w:cs="Times New Roman"/>
-          <w:sz w:val="26"/>
-          <w:szCs w:val="26"/>
-        </w:rPr>
-        <w:t>UserID</w:t>
-      </w:r>
-      <w:proofErr w:type="spellEnd"/>
-      <w:r>
-        <w:rPr>
-          <w:rFonts w:cs="Times New Roman"/>
-          <w:sz w:val="26"/>
-          <w:szCs w:val="26"/>
-        </w:rPr>
-        <w:t>: Unique identifier for each user account.</w:t>
+      <w:r>
+        <w:rPr>
+          <w:rFonts w:cs="Times New Roman"/>
+          <w:sz w:val="26"/>
+          <w:szCs w:val="26"/>
+        </w:rPr>
+        <w:t>UserID: Unique identifier for each user account.</w:t>
       </w:r>
     </w:p>
     <w:p>
@@ -9925,23 +9157,13 @@
           <w:szCs w:val="26"/>
         </w:rPr>
       </w:pPr>
-      <w:proofErr w:type="spellStart"/>
-      <w:r>
-        <w:rPr>
-          <w:rFonts w:cs="Times New Roman"/>
-          <w:sz w:val="26"/>
-          <w:szCs w:val="26"/>
-        </w:rPr>
-        <w:t>HistoryID</w:t>
-      </w:r>
-      <w:proofErr w:type="spellEnd"/>
-      <w:r>
-        <w:rPr>
-          <w:rFonts w:cs="Times New Roman"/>
-          <w:sz w:val="26"/>
-          <w:szCs w:val="26"/>
-        </w:rPr>
-        <w:t>: Unique identifier for each practice session.</w:t>
+      <w:r>
+        <w:rPr>
+          <w:rFonts w:cs="Times New Roman"/>
+          <w:sz w:val="26"/>
+          <w:szCs w:val="26"/>
+        </w:rPr>
+        <w:t>HistoryID: Unique identifier for each practice session.</w:t>
       </w:r>
     </w:p>
     <w:p>
@@ -10023,25 +9245,7 @@
           <w:sz w:val="26"/>
           <w:szCs w:val="26"/>
         </w:rPr>
-        <w:t xml:space="preserve">User-History Dependency: Each History record must belong to a valid </w:t>
-      </w:r>
-      <w:proofErr w:type="spellStart"/>
-      <w:r>
-        <w:rPr>
-          <w:rFonts w:cs="Times New Roman"/>
-          <w:sz w:val="26"/>
-          <w:szCs w:val="26"/>
-        </w:rPr>
-        <w:t>UserID</w:t>
-      </w:r>
-      <w:proofErr w:type="spellEnd"/>
-      <w:r>
-        <w:rPr>
-          <w:rFonts w:cs="Times New Roman"/>
-          <w:sz w:val="26"/>
-          <w:szCs w:val="26"/>
-        </w:rPr>
-        <w:t>.</w:t>
+        <w:t>User-History Dependency: Each History record must belong to a valid UserID.</w:t>
       </w:r>
     </w:p>
     <w:p>
@@ -10199,25 +9403,7 @@
           <w:sz w:val="26"/>
           <w:szCs w:val="26"/>
         </w:rPr>
-        <w:t xml:space="preserve">AI-Powered Pronunciation Assessment: Leveraging state-of-the-art speech processing (Whisper and </w:t>
-      </w:r>
-      <w:proofErr w:type="spellStart"/>
-      <w:r>
-        <w:rPr>
-          <w:rFonts w:cs="Times New Roman"/>
-          <w:sz w:val="26"/>
-          <w:szCs w:val="26"/>
-        </w:rPr>
-        <w:t>gTTS</w:t>
-      </w:r>
-      <w:proofErr w:type="spellEnd"/>
-      <w:r>
-        <w:rPr>
-          <w:rFonts w:cs="Times New Roman"/>
-          <w:sz w:val="26"/>
-          <w:szCs w:val="26"/>
-        </w:rPr>
-        <w:t>), the system provides real-time, word-level accuracy scoring. This allows for an interactive feedback loop that is both intuitive and pedagogically effective.</w:t>
+        <w:t>AI-Powered Pronunciation Assessment: Leveraging state-of-the-art speech processing (Whisper and gTTS), the system provides real-time, word-level accuracy scoring. This allows for an interactive feedback loop that is both intuitive and pedagogically effective.</w:t>
       </w:r>
     </w:p>
     <w:p>
@@ -10244,6 +9430,7 @@
           <w:sz w:val="26"/>
           <w:szCs w:val="26"/>
         </w:rPr>
+        <w:lastRenderedPageBreak/>
         <w:t>Intelligent Dictionary &amp; Search: Beyond simple lookup, the system features a professional Autocomplete engine. This ensures users can rapidly access Vietnamese definitions and usage examples with minimal friction.</w:t>
       </w:r>
     </w:p>
@@ -10271,7 +9458,6 @@
           <w:sz w:val="26"/>
           <w:szCs w:val="26"/>
         </w:rPr>
-        <w:lastRenderedPageBreak/>
         <w:t>Account registration &amp; Personalization: An authentication system enables secure user registration and login. Furthermore, the integration of a Practice History tracker allows learners to monitor their individual progress and score trends over time.</w:t>
       </w:r>
     </w:p>
@@ -10299,25 +9485,7 @@
           <w:sz w:val="26"/>
           <w:szCs w:val="26"/>
         </w:rPr>
-        <w:t xml:space="preserve">Modern UI/UX: Built on the </w:t>
-      </w:r>
-      <w:proofErr w:type="spellStart"/>
-      <w:r>
-        <w:rPr>
-          <w:rFonts w:cs="Times New Roman"/>
-          <w:sz w:val="26"/>
-          <w:szCs w:val="26"/>
-        </w:rPr>
-        <w:t>Gradio</w:t>
-      </w:r>
-      <w:proofErr w:type="spellEnd"/>
-      <w:r>
-        <w:rPr>
-          <w:rFonts w:cs="Times New Roman"/>
-          <w:sz w:val="26"/>
-          <w:szCs w:val="26"/>
-        </w:rPr>
-        <w:t xml:space="preserve"> framework, the interface is optimized for high-contrast accessibility and professional navigation, ensuring a smooth transition between learning modules.</w:t>
+        <w:t>Modern UI/UX: Built on the Gradio framework, the interface is optimized for high-contrast accessibility and professional navigation, ensuring a smooth transition between learning modules.</w:t>
       </w:r>
     </w:p>
     <w:p>
@@ -10441,7 +9609,6 @@
         </w:rPr>
         <w:t xml:space="preserve"> The </w:t>
       </w:r>
-      <w:proofErr w:type="spellStart"/>
       <w:r>
         <w:rPr>
           <w:rFonts w:cs="Times New Roman"/>
@@ -10450,18 +9617,7 @@
           <w:sz w:val="26"/>
           <w:szCs w:val="26"/>
         </w:rPr>
-        <w:t>Levenshtein</w:t>
-      </w:r>
-      <w:proofErr w:type="spellEnd"/>
-      <w:r>
-        <w:rPr>
-          <w:rFonts w:cs="Times New Roman"/>
-          <w:b/>
-          <w:bCs/>
-          <w:sz w:val="26"/>
-          <w:szCs w:val="26"/>
-        </w:rPr>
-        <w:t xml:space="preserve"> Distance</w:t>
+        <w:t>Levenshtein Distance</w:t>
       </w:r>
       <w:r>
         <w:rPr>
@@ -10664,151 +9820,7 @@
           <w:sz w:val="26"/>
           <w:szCs w:val="26"/>
         </w:rPr>
-        <w:t>Languages &amp; Libraries: Python (</w:t>
-      </w:r>
-      <w:proofErr w:type="spellStart"/>
-      <w:r>
-        <w:rPr>
-          <w:rFonts w:cs="Times New Roman"/>
-          <w:sz w:val="26"/>
-          <w:szCs w:val="26"/>
-        </w:rPr>
-        <w:t>Gradio</w:t>
-      </w:r>
-      <w:proofErr w:type="spellEnd"/>
-      <w:r>
-        <w:rPr>
-          <w:rFonts w:cs="Times New Roman"/>
-          <w:sz w:val="26"/>
-          <w:szCs w:val="26"/>
-        </w:rPr>
-        <w:t xml:space="preserve"> for UI, </w:t>
-      </w:r>
-      <w:proofErr w:type="spellStart"/>
-      <w:r>
-        <w:rPr>
-          <w:rFonts w:cs="Times New Roman"/>
-          <w:sz w:val="26"/>
-          <w:szCs w:val="26"/>
-        </w:rPr>
-        <w:t>pyodbc</w:t>
-      </w:r>
-      <w:proofErr w:type="spellEnd"/>
-      <w:r>
-        <w:rPr>
-          <w:rFonts w:cs="Times New Roman"/>
-          <w:sz w:val="26"/>
-          <w:szCs w:val="26"/>
-        </w:rPr>
-        <w:t xml:space="preserve"> for database connectivity, </w:t>
-      </w:r>
-      <w:proofErr w:type="spellStart"/>
-      <w:r>
-        <w:rPr>
-          <w:rFonts w:cs="Times New Roman"/>
-          <w:sz w:val="26"/>
-          <w:szCs w:val="26"/>
-        </w:rPr>
-        <w:t>hashlib</w:t>
-      </w:r>
-      <w:proofErr w:type="spellEnd"/>
-      <w:r>
-        <w:rPr>
-          <w:rFonts w:cs="Times New Roman"/>
-          <w:sz w:val="26"/>
-          <w:szCs w:val="26"/>
-        </w:rPr>
-        <w:t xml:space="preserve"> for security, Whisper &amp; </w:t>
-      </w:r>
-      <w:proofErr w:type="spellStart"/>
-      <w:r>
-        <w:rPr>
-          <w:rFonts w:cs="Times New Roman"/>
-          <w:sz w:val="26"/>
-          <w:szCs w:val="26"/>
-        </w:rPr>
-        <w:t>gTTS</w:t>
-      </w:r>
-      <w:proofErr w:type="spellEnd"/>
-      <w:r>
-        <w:rPr>
-          <w:rFonts w:cs="Times New Roman"/>
-          <w:sz w:val="26"/>
-          <w:szCs w:val="26"/>
-        </w:rPr>
-        <w:t xml:space="preserve"> for speech processing, </w:t>
-      </w:r>
-      <w:proofErr w:type="spellStart"/>
-      <w:r>
-        <w:rPr>
-          <w:rFonts w:cs="Times New Roman"/>
-          <w:sz w:val="26"/>
-          <w:szCs w:val="26"/>
-        </w:rPr>
-        <w:t>pydub</w:t>
-      </w:r>
-      <w:proofErr w:type="spellEnd"/>
-      <w:r>
-        <w:rPr>
-          <w:rFonts w:cs="Times New Roman"/>
-          <w:sz w:val="26"/>
-          <w:szCs w:val="26"/>
-        </w:rPr>
-        <w:t xml:space="preserve">, </w:t>
-      </w:r>
-      <w:proofErr w:type="spellStart"/>
-      <w:r>
-        <w:rPr>
-          <w:rFonts w:cs="Times New Roman"/>
-          <w:sz w:val="26"/>
-          <w:szCs w:val="26"/>
-        </w:rPr>
-        <w:t>eng_to_ipa</w:t>
-      </w:r>
-      <w:proofErr w:type="spellEnd"/>
-      <w:r>
-        <w:rPr>
-          <w:rFonts w:cs="Times New Roman"/>
-          <w:sz w:val="26"/>
-          <w:szCs w:val="26"/>
-        </w:rPr>
-        <w:t xml:space="preserve">, pandas, </w:t>
-      </w:r>
-      <w:proofErr w:type="spellStart"/>
-      <w:r>
-        <w:rPr>
-          <w:rFonts w:cs="Times New Roman"/>
-          <w:sz w:val="26"/>
-          <w:szCs w:val="26"/>
-        </w:rPr>
-        <w:t>numpy</w:t>
-      </w:r>
-      <w:proofErr w:type="spellEnd"/>
-      <w:r>
-        <w:rPr>
-          <w:rFonts w:cs="Times New Roman"/>
-          <w:sz w:val="26"/>
-          <w:szCs w:val="26"/>
-        </w:rPr>
-        <w:t xml:space="preserve">, re, </w:t>
-      </w:r>
-      <w:proofErr w:type="spellStart"/>
-      <w:r>
-        <w:rPr>
-          <w:rFonts w:cs="Times New Roman"/>
-          <w:sz w:val="26"/>
-          <w:szCs w:val="26"/>
-        </w:rPr>
-        <w:t>difflib</w:t>
-      </w:r>
-      <w:proofErr w:type="spellEnd"/>
-      <w:r>
-        <w:rPr>
-          <w:rFonts w:cs="Times New Roman"/>
-          <w:sz w:val="26"/>
-          <w:szCs w:val="26"/>
-        </w:rPr>
-        <w:t>).</w:t>
+        <w:t>Languages &amp; Libraries: Python (Gradio for UI, pyodbc for database connectivity, hashlib for security, Whisper &amp; gTTS for speech processing, pydub, eng_to_ipa, pandas, numpy, re, difflib).</w:t>
       </w:r>
     </w:p>
     <w:p>
@@ -10860,25 +9872,7 @@
           <w:sz w:val="26"/>
           <w:szCs w:val="26"/>
         </w:rPr>
-        <w:t>Algorithms &amp; Data Structures: Trie (Prefix Tree for autocomplete), Dynamic Programming (</w:t>
-      </w:r>
-      <w:proofErr w:type="spellStart"/>
-      <w:r>
-        <w:rPr>
-          <w:rFonts w:cs="Times New Roman"/>
-          <w:sz w:val="26"/>
-          <w:szCs w:val="26"/>
-        </w:rPr>
-        <w:t>Levenshtein</w:t>
-      </w:r>
-      <w:proofErr w:type="spellEnd"/>
-      <w:r>
-        <w:rPr>
-          <w:rFonts w:cs="Times New Roman"/>
-          <w:sz w:val="26"/>
-          <w:szCs w:val="26"/>
-        </w:rPr>
-        <w:t xml:space="preserve"> Distance for pronunciation scoring).</w:t>
+        <w:t>Algorithms &amp; Data Structures: Trie (Prefix Tree for autocomplete), Dynamic Programming (Levenshtein Distance for pronunciation scoring).</w:t>
       </w:r>
     </w:p>
     <w:p>
@@ -10904,6 +9898,7 @@
           <w:sz w:val="26"/>
           <w:szCs w:val="26"/>
         </w:rPr>
+        <w:lastRenderedPageBreak/>
         <w:t>Design &amp; Modeling Tools: Draw.io (Entity-Relationship Diagramming)</w:t>
       </w:r>
     </w:p>
@@ -10998,16 +9993,7 @@
           <w:sz w:val="26"/>
           <w:szCs w:val="26"/>
         </w:rPr>
-        <w:t>[1</w:t>
-      </w:r>
-      <w:proofErr w:type="gramStart"/>
-      <w:r>
-        <w:rPr>
-          <w:rFonts w:cs="Times New Roman"/>
-          <w:sz w:val="26"/>
-          <w:szCs w:val="26"/>
-        </w:rPr>
-        <w:t>]</w:t>
+        <w:t>[1]</w:t>
       </w:r>
       <w:r>
         <w:rPr>
@@ -11031,16 +10017,7 @@
           <w:sz w:val="26"/>
           <w:szCs w:val="26"/>
         </w:rPr>
-        <w:t>first</w:t>
-      </w:r>
-      <w:proofErr w:type="gramEnd"/>
-      <w:r>
-        <w:rPr>
-          <w:rFonts w:cs="Times New Roman"/>
-          <w:sz w:val="26"/>
-          <w:szCs w:val="26"/>
-        </w:rPr>
-        <w:t xml:space="preserve">20hours. (2016). Google 10000 English words (no swears) [Data set]. GitHub. </w:t>
+        <w:t xml:space="preserve">first20hours. (2016). Google 10000 English words (no swears) [Data set]. GitHub. </w:t>
       </w:r>
       <w:hyperlink r:id="rId16" w:tgtFrame="_blank" w:history="1">
         <w:r>
@@ -11235,35 +10212,15 @@
           <w:sz w:val="26"/>
           <w:szCs w:val="26"/>
         </w:rPr>
-        <w:t>[</w:t>
-      </w:r>
-      <w:proofErr w:type="gramStart"/>
-      <w:r>
-        <w:rPr>
-          <w:rFonts w:cs="Times New Roman"/>
-          <w:sz w:val="26"/>
-          <w:szCs w:val="26"/>
-        </w:rPr>
-        <w:t>4 ]</w:t>
-      </w:r>
-      <w:proofErr w:type="spellStart"/>
-      <w:r>
-        <w:rPr>
-          <w:rFonts w:cs="Times New Roman"/>
-          <w:sz w:val="26"/>
-          <w:szCs w:val="26"/>
-        </w:rPr>
-        <w:t>flightstar</w:t>
-      </w:r>
-      <w:proofErr w:type="spellEnd"/>
-      <w:proofErr w:type="gramEnd"/>
-      <w:r>
-        <w:rPr>
-          <w:rFonts w:cs="Times New Roman"/>
-          <w:sz w:val="26"/>
-          <w:szCs w:val="26"/>
-        </w:rPr>
-        <w:t xml:space="preserve">. (2018). English Vietnamese Dataset [Data set]. Kaggle. </w:t>
+        <w:t>[4 ]</w:t>
+      </w:r>
+      <w:r>
+        <w:rPr>
+          <w:rFonts w:cs="Times New Roman"/>
+          <w:sz w:val="26"/>
+          <w:szCs w:val="26"/>
+        </w:rPr>
+        <w:t xml:space="preserve">flightstar. (2018). English Vietnamese Dataset [Data set]. Kaggle. </w:t>
       </w:r>
       <w:hyperlink r:id="rId20" w:tgtFrame="_blank" w:history="1">
         <w:r>

--- a/DBI202_Project_Group4/IA2001.Group2.DBI202.Report.docx
+++ b/DBI202_Project_Group4/IA2001.Group2.DBI202.Report.docx
@@ -347,6 +347,7 @@
         </w:rPr>
         <w:t xml:space="preserve">Topic: </w:t>
       </w:r>
+      <w:proofErr w:type="spellStart"/>
       <w:r>
         <w:rPr>
           <w:rFonts w:cs="Times New Roman"/>
@@ -356,7 +357,19 @@
           <w:sz w:val="26"/>
           <w:szCs w:val="26"/>
         </w:rPr>
-        <w:t>Speakmaster AI</w:t>
+        <w:t>Speakmaster</w:t>
+      </w:r>
+      <w:proofErr w:type="spellEnd"/>
+      <w:r>
+        <w:rPr>
+          <w:rFonts w:cs="Times New Roman"/>
+          <w:b/>
+          <w:bCs/>
+          <w:color w:val="000000" w:themeColor="text1"/>
+          <w:sz w:val="26"/>
+          <w:szCs w:val="26"/>
+        </w:rPr>
+        <w:t xml:space="preserve"> AI</w:t>
       </w:r>
     </w:p>
     <w:p>
@@ -2708,11 +2721,19 @@
           <w:rFonts w:cs="Times New Roman"/>
         </w:rPr>
       </w:pPr>
-      <w:r>
-        <w:rPr>
-          <w:rFonts w:cs="Times New Roman"/>
-        </w:rPr>
-        <w:t>SpeakMaster AI is a web-based application designed to support English pronunciation practice, similar to ELSA Speak. The system allows users to listen to sample sentences, record their speech, receive automatic pronunciation scores, look up words in an English–Vietnamese dictionary, and review their practice history.</w:t>
+      <w:proofErr w:type="spellStart"/>
+      <w:r>
+        <w:rPr>
+          <w:rFonts w:cs="Times New Roman"/>
+        </w:rPr>
+        <w:t>SpeakMaster</w:t>
+      </w:r>
+      <w:proofErr w:type="spellEnd"/>
+      <w:r>
+        <w:rPr>
+          <w:rFonts w:cs="Times New Roman"/>
+        </w:rPr>
+        <w:t xml:space="preserve"> AI is a web-based application designed to support English pronunciation practice, similar to ELSA Speak. The system allows users to listen to sample sentences, record their speech, receive automatic pronunciation scores, look up words in an English–Vietnamese dictionary, and review their practice history.</w:t>
       </w:r>
       <w:r>
         <w:rPr>
@@ -2977,7 +2998,25 @@
           <w:sz w:val="26"/>
           <w:szCs w:val="26"/>
         </w:rPr>
-        <w:t>Compare the two IPA sequences using the Levenshtein Distance algorithm to measure pronunciation differences</w:t>
+        <w:t xml:space="preserve">Compare the two IPA sequences using the </w:t>
+      </w:r>
+      <w:proofErr w:type="spellStart"/>
+      <w:r>
+        <w:rPr>
+          <w:rFonts w:cs="Times New Roman"/>
+          <w:sz w:val="26"/>
+          <w:szCs w:val="26"/>
+        </w:rPr>
+        <w:t>Levenshtein</w:t>
+      </w:r>
+      <w:proofErr w:type="spellEnd"/>
+      <w:r>
+        <w:rPr>
+          <w:rFonts w:cs="Times New Roman"/>
+          <w:sz w:val="26"/>
+          <w:szCs w:val="26"/>
+        </w:rPr>
+        <w:t xml:space="preserve"> Distance algorithm to measure pronunciation differences</w:t>
       </w:r>
     </w:p>
     <w:p>
@@ -3223,7 +3262,25 @@
           <w:sz w:val="26"/>
           <w:szCs w:val="26"/>
         </w:rPr>
-        <w:t>When playing a sample sentence: the system uses gTTS to synthesize speech from text</w:t>
+        <w:t xml:space="preserve">When playing a sample sentence: the system uses </w:t>
+      </w:r>
+      <w:proofErr w:type="spellStart"/>
+      <w:r>
+        <w:rPr>
+          <w:rFonts w:cs="Times New Roman"/>
+          <w:sz w:val="26"/>
+          <w:szCs w:val="26"/>
+        </w:rPr>
+        <w:t>gTTS</w:t>
+      </w:r>
+      <w:proofErr w:type="spellEnd"/>
+      <w:r>
+        <w:rPr>
+          <w:rFonts w:cs="Times New Roman"/>
+          <w:sz w:val="26"/>
+          <w:szCs w:val="26"/>
+        </w:rPr>
+        <w:t xml:space="preserve"> to synthesize speech from text</w:t>
       </w:r>
     </w:p>
     <w:p>
@@ -3246,8 +3303,36 @@
           <w:sz w:val="26"/>
           <w:szCs w:val="26"/>
         </w:rPr>
-        <w:t>Audio is processed via pydub and formatted for playback in Gradio</w:t>
-      </w:r>
+        <w:t xml:space="preserve">Audio is processed via </w:t>
+      </w:r>
+      <w:proofErr w:type="spellStart"/>
+      <w:r>
+        <w:rPr>
+          <w:rFonts w:cs="Times New Roman"/>
+          <w:sz w:val="26"/>
+          <w:szCs w:val="26"/>
+        </w:rPr>
+        <w:t>pydub</w:t>
+      </w:r>
+      <w:proofErr w:type="spellEnd"/>
+      <w:r>
+        <w:rPr>
+          <w:rFonts w:cs="Times New Roman"/>
+          <w:sz w:val="26"/>
+          <w:szCs w:val="26"/>
+        </w:rPr>
+        <w:t xml:space="preserve"> and formatted for playback in </w:t>
+      </w:r>
+      <w:proofErr w:type="spellStart"/>
+      <w:r>
+        <w:rPr>
+          <w:rFonts w:cs="Times New Roman"/>
+          <w:sz w:val="26"/>
+          <w:szCs w:val="26"/>
+        </w:rPr>
+        <w:t>Gradio</w:t>
+      </w:r>
+      <w:proofErr w:type="spellEnd"/>
     </w:p>
     <w:p>
       <w:pPr>
@@ -3365,7 +3450,25 @@
           <w:sz w:val="26"/>
           <w:szCs w:val="26"/>
         </w:rPr>
-        <w:t xml:space="preserve">The user interface is built using Gradio and provides main features including pronunciation practice, dictionary lookup, and history tracking. Users interact directly through text input, audio recording, and </w:t>
+        <w:t xml:space="preserve">The user interface is built using </w:t>
+      </w:r>
+      <w:proofErr w:type="spellStart"/>
+      <w:r>
+        <w:rPr>
+          <w:rFonts w:cs="Times New Roman"/>
+          <w:sz w:val="26"/>
+          <w:szCs w:val="26"/>
+        </w:rPr>
+        <w:t>Gradio</w:t>
+      </w:r>
+      <w:proofErr w:type="spellEnd"/>
+      <w:r>
+        <w:rPr>
+          <w:rFonts w:cs="Times New Roman"/>
+          <w:sz w:val="26"/>
+          <w:szCs w:val="26"/>
+        </w:rPr>
+        <w:t xml:space="preserve"> and provides main features including pronunciation practice, dictionary lookup, and history tracking. Users interact directly through text input, audio recording, and </w:t>
       </w:r>
       <w:r>
         <w:rPr>
@@ -3622,7 +3725,25 @@
           <w:sz w:val="26"/>
           <w:szCs w:val="26"/>
         </w:rPr>
-        <w:t>After each successful scoring session, the system automatically stores the result in SQL Server, including: UserID, target sentence, recognized text, corresponding IPA sequence, score, and timestamp.</w:t>
+        <w:t xml:space="preserve">After each successful scoring session, the system automatically stores the result in SQL Server, including: </w:t>
+      </w:r>
+      <w:proofErr w:type="spellStart"/>
+      <w:r>
+        <w:rPr>
+          <w:rFonts w:eastAsiaTheme="minorHAnsi"/>
+          <w:sz w:val="26"/>
+          <w:szCs w:val="26"/>
+        </w:rPr>
+        <w:t>UserID</w:t>
+      </w:r>
+      <w:proofErr w:type="spellEnd"/>
+      <w:r>
+        <w:rPr>
+          <w:rFonts w:eastAsiaTheme="minorHAnsi"/>
+          <w:sz w:val="26"/>
+          <w:szCs w:val="26"/>
+        </w:rPr>
+        <w:t>, target sentence, recognized text, corresponding IPA sequence, score, and timestamp.</w:t>
       </w:r>
     </w:p>
     <w:p>
@@ -3766,10 +3887,10 @@
           <w:rFonts w:cs="Times New Roman"/>
         </w:rPr>
         <w:drawing>
-          <wp:inline distT="0" distB="0" distL="0" distR="0" wp14:anchorId="70349442" wp14:editId="14309756">
-            <wp:extent cx="5943600" cy="3637280"/>
-            <wp:effectExtent l="0" t="0" r="0" b="1270"/>
-            <wp:docPr id="864931693" name="Picture 1"/>
+          <wp:inline distT="0" distB="0" distL="0" distR="0" wp14:anchorId="7F1D41C3" wp14:editId="30A7FB3F">
+            <wp:extent cx="5943600" cy="3484245"/>
+            <wp:effectExtent l="0" t="0" r="0" b="1905"/>
+            <wp:docPr id="748283810" name="Picture 1"/>
             <wp:cNvGraphicFramePr>
               <a:graphicFrameLocks xmlns:a="http://schemas.openxmlformats.org/drawingml/2006/main" noChangeAspect="1"/>
             </wp:cNvGraphicFramePr>
@@ -3777,7 +3898,7 @@
               <a:graphicData uri="http://schemas.openxmlformats.org/drawingml/2006/picture">
                 <pic:pic xmlns:pic="http://schemas.openxmlformats.org/drawingml/2006/picture">
                   <pic:nvPicPr>
-                    <pic:cNvPr id="864931693" name=""/>
+                    <pic:cNvPr id="748283810" name=""/>
                     <pic:cNvPicPr/>
                   </pic:nvPicPr>
                   <pic:blipFill>
@@ -3789,7 +3910,7 @@
                   <pic:spPr>
                     <a:xfrm>
                       <a:off x="0" y="0"/>
-                      <a:ext cx="5943600" cy="3637280"/>
+                      <a:ext cx="5943600" cy="3484245"/>
                     </a:xfrm>
                     <a:prstGeom prst="rect">
                       <a:avLst/>
@@ -3851,7 +3972,63 @@
         <w:rPr>
           <w:rFonts w:cs="Times New Roman"/>
         </w:rPr>
-        <w:t>: The ER diagram depicts a vocabulary learning system database. Users (with Username, Password, CreateAt) link 1:N to History (UserId, TargetText, PracText, Score, Similarity) via Act, connecting to Dictionary (Word, Phonetic, Definition).</w:t>
+        <w:t xml:space="preserve">: The ER diagram depicts a vocabulary learning system database. Users (with Username, Password, </w:t>
+      </w:r>
+      <w:proofErr w:type="spellStart"/>
+      <w:r>
+        <w:rPr>
+          <w:rFonts w:cs="Times New Roman"/>
+        </w:rPr>
+        <w:t>CreateAt</w:t>
+      </w:r>
+      <w:proofErr w:type="spellEnd"/>
+      <w:r>
+        <w:rPr>
+          <w:rFonts w:cs="Times New Roman"/>
+        </w:rPr>
+        <w:t>) link 1:N to History (</w:t>
+      </w:r>
+      <w:proofErr w:type="spellStart"/>
+      <w:r>
+        <w:rPr>
+          <w:rFonts w:cs="Times New Roman"/>
+        </w:rPr>
+        <w:t>UserId</w:t>
+      </w:r>
+      <w:proofErr w:type="spellEnd"/>
+      <w:r>
+        <w:rPr>
+          <w:rFonts w:cs="Times New Roman"/>
+        </w:rPr>
+        <w:t xml:space="preserve">, </w:t>
+      </w:r>
+      <w:proofErr w:type="spellStart"/>
+      <w:r>
+        <w:rPr>
+          <w:rFonts w:cs="Times New Roman"/>
+        </w:rPr>
+        <w:t>TargetText</w:t>
+      </w:r>
+      <w:proofErr w:type="spellEnd"/>
+      <w:r>
+        <w:rPr>
+          <w:rFonts w:cs="Times New Roman"/>
+        </w:rPr>
+        <w:t xml:space="preserve">, </w:t>
+      </w:r>
+      <w:proofErr w:type="spellStart"/>
+      <w:r>
+        <w:rPr>
+          <w:rFonts w:cs="Times New Roman"/>
+        </w:rPr>
+        <w:t>PracText</w:t>
+      </w:r>
+      <w:proofErr w:type="spellEnd"/>
+      <w:r>
+        <w:rPr>
+          <w:rFonts w:cs="Times New Roman"/>
+        </w:rPr>
+        <w:t>, Score, Similarity) via Act, connecting to Dictionary (Word, Phonetic, Definition).</w:t>
       </w:r>
     </w:p>
     <w:p>
@@ -3903,7 +4080,23 @@
           <w:sz w:val="26"/>
           <w:szCs w:val="26"/>
         </w:rPr>
-        <w:t>The SpeakMaster AI database utilizes a relational architecture optimized for performance and data integrity.</w:t>
+        <w:t xml:space="preserve">The </w:t>
+      </w:r>
+      <w:proofErr w:type="spellStart"/>
+      <w:r>
+        <w:rPr>
+          <w:sz w:val="26"/>
+          <w:szCs w:val="26"/>
+        </w:rPr>
+        <w:t>SpeakMaster</w:t>
+      </w:r>
+      <w:proofErr w:type="spellEnd"/>
+      <w:r>
+        <w:rPr>
+          <w:sz w:val="26"/>
+          <w:szCs w:val="26"/>
+        </w:rPr>
+        <w:t xml:space="preserve"> AI database utilizes a relational architecture optimized for performance and data integrity.</w:t>
       </w:r>
     </w:p>
     <w:p>
@@ -3961,6 +4154,7 @@
         </w:rPr>
         <w:t xml:space="preserve"> (</w:t>
       </w:r>
+      <w:proofErr w:type="spellStart"/>
       <w:r>
         <w:rPr>
           <w:rFonts w:eastAsia="Times New Roman" w:cs="Times New Roman"/>
@@ -3972,6 +4166,7 @@
         </w:rPr>
         <w:t>UserID</w:t>
       </w:r>
+      <w:proofErr w:type="spellEnd"/>
       <w:r>
         <w:rPr>
           <w:rFonts w:eastAsia="Times New Roman" w:cs="Times New Roman"/>
@@ -3979,7 +4174,27 @@
           <w:szCs w:val="24"/>
           <w:lang w:eastAsia="ja-JP"/>
         </w:rPr>
-        <w:t>, Username, Password, CreatedAt)</w:t>
+        <w:t xml:space="preserve">, Username, Password, </w:t>
+      </w:r>
+      <w:proofErr w:type="spellStart"/>
+      <w:r>
+        <w:rPr>
+          <w:rFonts w:eastAsia="Times New Roman" w:cs="Times New Roman"/>
+          <w:color w:val="000000"/>
+          <w:szCs w:val="24"/>
+          <w:lang w:eastAsia="ja-JP"/>
+        </w:rPr>
+        <w:t>CreatedAt</w:t>
+      </w:r>
+      <w:proofErr w:type="spellEnd"/>
+      <w:r>
+        <w:rPr>
+          <w:rFonts w:eastAsia="Times New Roman" w:cs="Times New Roman"/>
+          <w:color w:val="000000"/>
+          <w:szCs w:val="24"/>
+          <w:lang w:eastAsia="ja-JP"/>
+        </w:rPr>
+        <w:t>)</w:t>
       </w:r>
       <w:r>
         <w:rPr>
@@ -4026,6 +4241,7 @@
         </w:rPr>
         <w:t xml:space="preserve"> (</w:t>
       </w:r>
+      <w:proofErr w:type="spellStart"/>
       <w:r>
         <w:rPr>
           <w:rFonts w:eastAsia="Times New Roman" w:cs="Times New Roman"/>
@@ -4037,6 +4253,7 @@
         </w:rPr>
         <w:t>HistoryID</w:t>
       </w:r>
+      <w:proofErr w:type="spellEnd"/>
       <w:r>
         <w:rPr>
           <w:rFonts w:eastAsia="Times New Roman" w:cs="Times New Roman"/>
@@ -4046,6 +4263,7 @@
         </w:rPr>
         <w:t xml:space="preserve">, </w:t>
       </w:r>
+      <w:proofErr w:type="spellStart"/>
       <w:r>
         <w:rPr>
           <w:rFonts w:eastAsia="Times New Roman" w:cs="Times New Roman"/>
@@ -4057,6 +4275,7 @@
         </w:rPr>
         <w:t>UserID</w:t>
       </w:r>
+      <w:proofErr w:type="spellEnd"/>
       <w:r>
         <w:rPr>
           <w:rFonts w:eastAsia="Times New Roman" w:cs="Times New Roman"/>
@@ -4064,7 +4283,67 @@
           <w:szCs w:val="24"/>
           <w:lang w:eastAsia="ja-JP"/>
         </w:rPr>
-        <w:t>, TargetText, UserText, Score, Similarity, PracticedAt)</w:t>
+        <w:t xml:space="preserve">, </w:t>
+      </w:r>
+      <w:proofErr w:type="spellStart"/>
+      <w:r>
+        <w:rPr>
+          <w:rFonts w:eastAsia="Times New Roman" w:cs="Times New Roman"/>
+          <w:color w:val="000000"/>
+          <w:szCs w:val="24"/>
+          <w:lang w:eastAsia="ja-JP"/>
+        </w:rPr>
+        <w:t>TargetText</w:t>
+      </w:r>
+      <w:proofErr w:type="spellEnd"/>
+      <w:r>
+        <w:rPr>
+          <w:rFonts w:eastAsia="Times New Roman" w:cs="Times New Roman"/>
+          <w:color w:val="000000"/>
+          <w:szCs w:val="24"/>
+          <w:lang w:eastAsia="ja-JP"/>
+        </w:rPr>
+        <w:t xml:space="preserve">, </w:t>
+      </w:r>
+      <w:proofErr w:type="spellStart"/>
+      <w:r>
+        <w:rPr>
+          <w:rFonts w:eastAsia="Times New Roman" w:cs="Times New Roman"/>
+          <w:color w:val="000000"/>
+          <w:szCs w:val="24"/>
+          <w:lang w:eastAsia="ja-JP"/>
+        </w:rPr>
+        <w:t>UserText</w:t>
+      </w:r>
+      <w:proofErr w:type="spellEnd"/>
+      <w:r>
+        <w:rPr>
+          <w:rFonts w:eastAsia="Times New Roman" w:cs="Times New Roman"/>
+          <w:color w:val="000000"/>
+          <w:szCs w:val="24"/>
+          <w:lang w:eastAsia="ja-JP"/>
+        </w:rPr>
+        <w:t xml:space="preserve">, Score, Similarity, </w:t>
+      </w:r>
+      <w:proofErr w:type="spellStart"/>
+      <w:r>
+        <w:rPr>
+          <w:rFonts w:eastAsia="Times New Roman" w:cs="Times New Roman"/>
+          <w:color w:val="000000"/>
+          <w:szCs w:val="24"/>
+          <w:lang w:eastAsia="ja-JP"/>
+        </w:rPr>
+        <w:t>PracticedAt</w:t>
+      </w:r>
+      <w:proofErr w:type="spellEnd"/>
+      <w:r>
+        <w:rPr>
+          <w:rFonts w:eastAsia="Times New Roman" w:cs="Times New Roman"/>
+          <w:color w:val="000000"/>
+          <w:szCs w:val="24"/>
+          <w:lang w:eastAsia="ja-JP"/>
+        </w:rPr>
+        <w:t>)</w:t>
       </w:r>
       <w:r>
         <w:rPr>
@@ -4326,7 +4605,31 @@
           <w:szCs w:val="24"/>
           <w:lang w:eastAsia="ja-JP"/>
         </w:rPr>
-        <w:t xml:space="preserve">: UserID in the </w:t>
+        <w:t xml:space="preserve">: </w:t>
+      </w:r>
+      <w:proofErr w:type="spellStart"/>
+      <w:r>
+        <w:rPr>
+          <w:rFonts w:eastAsia="Times New Roman" w:cs="Times New Roman"/>
+          <w:i/>
+          <w:iCs/>
+          <w:color w:val="000000"/>
+          <w:szCs w:val="24"/>
+          <w:lang w:eastAsia="ja-JP"/>
+        </w:rPr>
+        <w:t>UserID</w:t>
+      </w:r>
+      <w:proofErr w:type="spellEnd"/>
+      <w:r>
+        <w:rPr>
+          <w:rFonts w:eastAsia="Times New Roman" w:cs="Times New Roman"/>
+          <w:i/>
+          <w:iCs/>
+          <w:color w:val="000000"/>
+          <w:szCs w:val="24"/>
+          <w:lang w:eastAsia="ja-JP"/>
+        </w:rPr>
+        <w:t xml:space="preserve"> in the </w:t>
       </w:r>
       <w:r>
         <w:rPr>
@@ -4530,8 +4833,36 @@
           <w:sz w:val="26"/>
           <w:szCs w:val="26"/>
         </w:rPr>
-        <w:t>Authentication: sp_RegisterUser, sp_LoginUser</w:t>
-      </w:r>
+        <w:t xml:space="preserve">Authentication: </w:t>
+      </w:r>
+      <w:proofErr w:type="spellStart"/>
+      <w:r>
+        <w:rPr>
+          <w:rFonts w:cs="Times New Roman"/>
+          <w:sz w:val="26"/>
+          <w:szCs w:val="26"/>
+        </w:rPr>
+        <w:t>sp_RegisterUser</w:t>
+      </w:r>
+      <w:proofErr w:type="spellEnd"/>
+      <w:r>
+        <w:rPr>
+          <w:rFonts w:cs="Times New Roman"/>
+          <w:sz w:val="26"/>
+          <w:szCs w:val="26"/>
+        </w:rPr>
+        <w:t xml:space="preserve">, </w:t>
+      </w:r>
+      <w:proofErr w:type="spellStart"/>
+      <w:r>
+        <w:rPr>
+          <w:rFonts w:cs="Times New Roman"/>
+          <w:sz w:val="26"/>
+          <w:szCs w:val="26"/>
+        </w:rPr>
+        <w:t>sp_LoginUser</w:t>
+      </w:r>
+      <w:proofErr w:type="spellEnd"/>
     </w:p>
     <w:p>
       <w:pPr>
@@ -4555,8 +4886,36 @@
           <w:sz w:val="26"/>
           <w:szCs w:val="26"/>
         </w:rPr>
-        <w:t>Practice Management: sp_SavePracticeResult, sp_DeleteHistoryEntry</w:t>
-      </w:r>
+        <w:t xml:space="preserve">Practice Management: </w:t>
+      </w:r>
+      <w:proofErr w:type="spellStart"/>
+      <w:r>
+        <w:rPr>
+          <w:rFonts w:cs="Times New Roman"/>
+          <w:sz w:val="26"/>
+          <w:szCs w:val="26"/>
+        </w:rPr>
+        <w:t>sp_SavePracticeResult</w:t>
+      </w:r>
+      <w:proofErr w:type="spellEnd"/>
+      <w:r>
+        <w:rPr>
+          <w:rFonts w:cs="Times New Roman"/>
+          <w:sz w:val="26"/>
+          <w:szCs w:val="26"/>
+        </w:rPr>
+        <w:t xml:space="preserve">, </w:t>
+      </w:r>
+      <w:proofErr w:type="spellStart"/>
+      <w:r>
+        <w:rPr>
+          <w:rFonts w:cs="Times New Roman"/>
+          <w:sz w:val="26"/>
+          <w:szCs w:val="26"/>
+        </w:rPr>
+        <w:t>sp_DeleteHistoryEntry</w:t>
+      </w:r>
+      <w:proofErr w:type="spellEnd"/>
     </w:p>
     <w:p>
       <w:pPr>
@@ -4580,7 +4939,43 @@
           <w:sz w:val="26"/>
           <w:szCs w:val="26"/>
         </w:rPr>
-        <w:t>Analytics: sp_LoadHistory, sp_GetUserStats (Aggregates average scores and progress trends).</w:t>
+        <w:t xml:space="preserve">Analytics: </w:t>
+      </w:r>
+      <w:proofErr w:type="spellStart"/>
+      <w:r>
+        <w:rPr>
+          <w:rFonts w:cs="Times New Roman"/>
+          <w:sz w:val="26"/>
+          <w:szCs w:val="26"/>
+        </w:rPr>
+        <w:t>sp_LoadHistory</w:t>
+      </w:r>
+      <w:proofErr w:type="spellEnd"/>
+      <w:r>
+        <w:rPr>
+          <w:rFonts w:cs="Times New Roman"/>
+          <w:sz w:val="26"/>
+          <w:szCs w:val="26"/>
+        </w:rPr>
+        <w:t xml:space="preserve">, </w:t>
+      </w:r>
+      <w:proofErr w:type="spellStart"/>
+      <w:r>
+        <w:rPr>
+          <w:rFonts w:cs="Times New Roman"/>
+          <w:sz w:val="26"/>
+          <w:szCs w:val="26"/>
+        </w:rPr>
+        <w:t>sp_GetUserStats</w:t>
+      </w:r>
+      <w:proofErr w:type="spellEnd"/>
+      <w:r>
+        <w:rPr>
+          <w:rFonts w:cs="Times New Roman"/>
+          <w:sz w:val="26"/>
+          <w:szCs w:val="26"/>
+        </w:rPr>
+        <w:t xml:space="preserve"> (Aggregates average scores and progress trends).</w:t>
       </w:r>
     </w:p>
     <w:p>
@@ -4705,7 +5100,25 @@
           <w:sz w:val="26"/>
           <w:szCs w:val="26"/>
         </w:rPr>
-        <w:t xml:space="preserve"> The UserID in the History table acts as a Foreign Key, linking each practice session to a specific user account.</w:t>
+        <w:t xml:space="preserve"> The </w:t>
+      </w:r>
+      <w:proofErr w:type="spellStart"/>
+      <w:r>
+        <w:rPr>
+          <w:rFonts w:cs="Times New Roman"/>
+          <w:sz w:val="26"/>
+          <w:szCs w:val="26"/>
+        </w:rPr>
+        <w:t>UserID</w:t>
+      </w:r>
+      <w:proofErr w:type="spellEnd"/>
+      <w:r>
+        <w:rPr>
+          <w:rFonts w:cs="Times New Roman"/>
+          <w:sz w:val="26"/>
+          <w:szCs w:val="26"/>
+        </w:rPr>
+        <w:t xml:space="preserve"> in the History table acts as a Foreign Key, linking each practice session to a specific user account.</w:t>
       </w:r>
     </w:p>
     <w:p>
@@ -4797,7 +5210,25 @@
           <w:sz w:val="26"/>
           <w:szCs w:val="26"/>
         </w:rPr>
-        <w:t>For security and modularity, SpeakMaster AI abstracts all database interactions through Stored Procedures. This prevents SQL Injection and simplifies application logic:</w:t>
+        <w:t xml:space="preserve">For security and modularity, </w:t>
+      </w:r>
+      <w:proofErr w:type="spellStart"/>
+      <w:r>
+        <w:rPr>
+          <w:rFonts w:cs="Times New Roman"/>
+          <w:sz w:val="26"/>
+          <w:szCs w:val="26"/>
+        </w:rPr>
+        <w:t>SpeakMaster</w:t>
+      </w:r>
+      <w:proofErr w:type="spellEnd"/>
+      <w:r>
+        <w:rPr>
+          <w:rFonts w:cs="Times New Roman"/>
+          <w:sz w:val="26"/>
+          <w:szCs w:val="26"/>
+        </w:rPr>
+        <w:t xml:space="preserve"> AI abstracts all database interactions through Stored Procedures. This prevents SQL Injection and simplifies application logic:</w:t>
       </w:r>
     </w:p>
     <w:p>
@@ -4820,7 +5251,43 @@
           <w:sz w:val="26"/>
           <w:szCs w:val="26"/>
         </w:rPr>
-        <w:t>User Management: sp_RegisterUser (handles unique checks) and sp_LoginUser (validates hashed credentials).</w:t>
+        <w:t xml:space="preserve">User Management: </w:t>
+      </w:r>
+      <w:proofErr w:type="spellStart"/>
+      <w:r>
+        <w:rPr>
+          <w:rFonts w:cs="Times New Roman"/>
+          <w:sz w:val="26"/>
+          <w:szCs w:val="26"/>
+        </w:rPr>
+        <w:t>sp_RegisterUser</w:t>
+      </w:r>
+      <w:proofErr w:type="spellEnd"/>
+      <w:r>
+        <w:rPr>
+          <w:rFonts w:cs="Times New Roman"/>
+          <w:sz w:val="26"/>
+          <w:szCs w:val="26"/>
+        </w:rPr>
+        <w:t xml:space="preserve"> (handles unique checks) and </w:t>
+      </w:r>
+      <w:proofErr w:type="spellStart"/>
+      <w:r>
+        <w:rPr>
+          <w:rFonts w:cs="Times New Roman"/>
+          <w:sz w:val="26"/>
+          <w:szCs w:val="26"/>
+        </w:rPr>
+        <w:t>sp_LoginUser</w:t>
+      </w:r>
+      <w:proofErr w:type="spellEnd"/>
+      <w:r>
+        <w:rPr>
+          <w:rFonts w:cs="Times New Roman"/>
+          <w:sz w:val="26"/>
+          <w:szCs w:val="26"/>
+        </w:rPr>
+        <w:t xml:space="preserve"> (validates hashed credentials).</w:t>
       </w:r>
     </w:p>
     <w:p>
@@ -4843,7 +5310,43 @@
           <w:sz w:val="26"/>
           <w:szCs w:val="26"/>
         </w:rPr>
-        <w:t>Practice Tracking: sp_SavePracticeResult and sp_LoadHistory (retrieves formatted history by date).</w:t>
+        <w:t xml:space="preserve">Practice Tracking: </w:t>
+      </w:r>
+      <w:proofErr w:type="spellStart"/>
+      <w:r>
+        <w:rPr>
+          <w:rFonts w:cs="Times New Roman"/>
+          <w:sz w:val="26"/>
+          <w:szCs w:val="26"/>
+        </w:rPr>
+        <w:t>sp_SavePracticeResult</w:t>
+      </w:r>
+      <w:proofErr w:type="spellEnd"/>
+      <w:r>
+        <w:rPr>
+          <w:rFonts w:cs="Times New Roman"/>
+          <w:sz w:val="26"/>
+          <w:szCs w:val="26"/>
+        </w:rPr>
+        <w:t xml:space="preserve"> and </w:t>
+      </w:r>
+      <w:proofErr w:type="spellStart"/>
+      <w:r>
+        <w:rPr>
+          <w:rFonts w:cs="Times New Roman"/>
+          <w:sz w:val="26"/>
+          <w:szCs w:val="26"/>
+        </w:rPr>
+        <w:t>sp_LoadHistory</w:t>
+      </w:r>
+      <w:proofErr w:type="spellEnd"/>
+      <w:r>
+        <w:rPr>
+          <w:rFonts w:cs="Times New Roman"/>
+          <w:sz w:val="26"/>
+          <w:szCs w:val="26"/>
+        </w:rPr>
+        <w:t xml:space="preserve"> (retrieves formatted history by date).</w:t>
       </w:r>
     </w:p>
     <w:p>
@@ -4866,7 +5369,25 @@
           <w:sz w:val="26"/>
           <w:szCs w:val="26"/>
         </w:rPr>
-        <w:t>Analytics: sp_GetUserStats (calculates aggregate data like average scores and total attempts).</w:t>
+        <w:t xml:space="preserve">Analytics: </w:t>
+      </w:r>
+      <w:proofErr w:type="spellStart"/>
+      <w:r>
+        <w:rPr>
+          <w:rFonts w:cs="Times New Roman"/>
+          <w:sz w:val="26"/>
+          <w:szCs w:val="26"/>
+        </w:rPr>
+        <w:t>sp_GetUserStats</w:t>
+      </w:r>
+      <w:proofErr w:type="spellEnd"/>
+      <w:r>
+        <w:rPr>
+          <w:rFonts w:cs="Times New Roman"/>
+          <w:sz w:val="26"/>
+          <w:szCs w:val="26"/>
+        </w:rPr>
+        <w:t xml:space="preserve"> (calculates aggregate data like average scores and total attempts).</w:t>
       </w:r>
     </w:p>
     <w:p>
@@ -4963,6 +5484,7 @@
         </w:rPr>
       </w:pPr>
       <w:bookmarkStart w:id="8" w:name="_Toc225280092"/>
+      <w:proofErr w:type="spellStart"/>
       <w:r>
         <w:rPr>
           <w:rFonts w:cs="Times New Roman"/>
@@ -4974,6 +5496,7 @@
         <w:t>Tables:Users</w:t>
       </w:r>
       <w:bookmarkEnd w:id="8"/>
+      <w:proofErr w:type="spellEnd"/>
     </w:p>
     <w:tbl>
       <w:tblPr>
@@ -5187,6 +5710,7 @@
                 <w:rFonts w:cs="Times New Roman"/>
               </w:rPr>
             </w:pPr>
+            <w:proofErr w:type="spellStart"/>
             <w:r>
               <w:rPr>
                 <w:rFonts w:cs="Times New Roman"/>
@@ -5194,6 +5718,7 @@
               <w:lastRenderedPageBreak/>
               <w:t>UserID</w:t>
             </w:r>
+            <w:proofErr w:type="spellEnd"/>
           </w:p>
         </w:tc>
         <w:tc>
@@ -5683,12 +6208,14 @@
                 <w:rFonts w:cs="Times New Roman"/>
               </w:rPr>
             </w:pPr>
+            <w:proofErr w:type="spellStart"/>
             <w:r>
               <w:rPr>
                 <w:rFonts w:cs="Times New Roman"/>
               </w:rPr>
               <w:t>CreatedAt</w:t>
             </w:r>
+            <w:proofErr w:type="spellEnd"/>
           </w:p>
         </w:tc>
         <w:tc>
@@ -5839,6 +6366,7 @@
         </w:rPr>
       </w:pPr>
       <w:bookmarkStart w:id="9" w:name="_Toc225280093"/>
+      <w:proofErr w:type="spellStart"/>
       <w:r>
         <w:rPr>
           <w:rFonts w:cs="Times New Roman"/>
@@ -5850,6 +6378,7 @@
         <w:t>Tables:Dictionary</w:t>
       </w:r>
       <w:bookmarkEnd w:id="9"/>
+      <w:proofErr w:type="spellEnd"/>
     </w:p>
     <w:tbl>
       <w:tblPr>
@@ -7202,7 +7731,25 @@
                 <w:sz w:val="26"/>
                 <w:szCs w:val="26"/>
               </w:rPr>
-              <w:t>5V( Adruino UNO) Power Supply</w:t>
+              <w:t xml:space="preserve">5V( </w:t>
+            </w:r>
+            <w:proofErr w:type="spellStart"/>
+            <w:r>
+              <w:rPr>
+                <w:rFonts w:cs="Times New Roman"/>
+                <w:sz w:val="26"/>
+                <w:szCs w:val="26"/>
+              </w:rPr>
+              <w:t>Adruino</w:t>
+            </w:r>
+            <w:proofErr w:type="spellEnd"/>
+            <w:r>
+              <w:rPr>
+                <w:rFonts w:cs="Times New Roman"/>
+                <w:sz w:val="26"/>
+                <w:szCs w:val="26"/>
+              </w:rPr>
+              <w:t xml:space="preserve"> UNO) Power Supply</w:t>
             </w:r>
           </w:p>
         </w:tc>
@@ -7399,6 +7946,7 @@
           <w:szCs w:val="26"/>
         </w:rPr>
       </w:pPr>
+      <w:proofErr w:type="spellStart"/>
       <w:r>
         <w:rPr>
           <w:rFonts w:cs="Times New Roman"/>
@@ -7409,6 +7957,7 @@
         </w:rPr>
         <w:t>Table:History</w:t>
       </w:r>
+      <w:proofErr w:type="spellEnd"/>
     </w:p>
     <w:tbl>
       <w:tblPr>
@@ -7669,6 +8218,7 @@
                 <w:szCs w:val="26"/>
               </w:rPr>
             </w:pPr>
+            <w:proofErr w:type="spellStart"/>
             <w:r>
               <w:rPr>
                 <w:rFonts w:cs="Times New Roman"/>
@@ -7677,6 +8227,7 @@
               </w:rPr>
               <w:t>HistoryID</w:t>
             </w:r>
+            <w:proofErr w:type="spellEnd"/>
           </w:p>
         </w:tc>
         <w:tc>
@@ -7874,6 +8425,7 @@
                 <w:szCs w:val="26"/>
               </w:rPr>
             </w:pPr>
+            <w:proofErr w:type="spellStart"/>
             <w:r>
               <w:rPr>
                 <w:rFonts w:cs="Times New Roman"/>
@@ -7882,6 +8434,7 @@
               </w:rPr>
               <w:t>UserID</w:t>
             </w:r>
+            <w:proofErr w:type="spellEnd"/>
           </w:p>
         </w:tc>
         <w:tc>
@@ -8079,6 +8632,7 @@
                 <w:szCs w:val="26"/>
               </w:rPr>
             </w:pPr>
+            <w:proofErr w:type="spellStart"/>
             <w:r>
               <w:rPr>
                 <w:rFonts w:cs="Times New Roman"/>
@@ -8087,6 +8641,7 @@
               </w:rPr>
               <w:t>TargetText</w:t>
             </w:r>
+            <w:proofErr w:type="spellEnd"/>
           </w:p>
         </w:tc>
         <w:tc>
@@ -8276,6 +8831,7 @@
                 <w:szCs w:val="26"/>
               </w:rPr>
             </w:pPr>
+            <w:proofErr w:type="spellStart"/>
             <w:r>
               <w:rPr>
                 <w:rFonts w:cs="Times New Roman"/>
@@ -8284,6 +8840,7 @@
               </w:rPr>
               <w:t>UserText</w:t>
             </w:r>
+            <w:proofErr w:type="spellEnd"/>
           </w:p>
         </w:tc>
         <w:tc>
@@ -8716,7 +9273,25 @@
                 <w:sz w:val="26"/>
                 <w:szCs w:val="26"/>
               </w:rPr>
-              <w:t>Similarity score (Levenshtein-based)</w:t>
+              <w:t>Similarity score (</w:t>
+            </w:r>
+            <w:proofErr w:type="spellStart"/>
+            <w:r>
+              <w:rPr>
+                <w:rFonts w:cs="Times New Roman"/>
+                <w:sz w:val="26"/>
+                <w:szCs w:val="26"/>
+              </w:rPr>
+              <w:t>Levenshtein</w:t>
+            </w:r>
+            <w:proofErr w:type="spellEnd"/>
+            <w:r>
+              <w:rPr>
+                <w:rFonts w:cs="Times New Roman"/>
+                <w:sz w:val="26"/>
+                <w:szCs w:val="26"/>
+              </w:rPr>
+              <w:t>-based)</w:t>
             </w:r>
           </w:p>
         </w:tc>
@@ -8867,6 +9442,7 @@
                 <w:szCs w:val="26"/>
               </w:rPr>
             </w:pPr>
+            <w:proofErr w:type="spellStart"/>
             <w:r>
               <w:rPr>
                 <w:rFonts w:cs="Times New Roman"/>
@@ -8875,6 +9451,7 @@
               </w:rPr>
               <w:t>PracticedAt</w:t>
             </w:r>
+            <w:proofErr w:type="spellEnd"/>
           </w:p>
         </w:tc>
         <w:tc>
@@ -9131,13 +9708,23 @@
           <w:szCs w:val="26"/>
         </w:rPr>
       </w:pPr>
-      <w:r>
-        <w:rPr>
-          <w:rFonts w:cs="Times New Roman"/>
-          <w:sz w:val="26"/>
-          <w:szCs w:val="26"/>
-        </w:rPr>
-        <w:t>UserID: Unique identifier for each user account.</w:t>
+      <w:proofErr w:type="spellStart"/>
+      <w:r>
+        <w:rPr>
+          <w:rFonts w:cs="Times New Roman"/>
+          <w:sz w:val="26"/>
+          <w:szCs w:val="26"/>
+        </w:rPr>
+        <w:t>UserID</w:t>
+      </w:r>
+      <w:proofErr w:type="spellEnd"/>
+      <w:r>
+        <w:rPr>
+          <w:rFonts w:cs="Times New Roman"/>
+          <w:sz w:val="26"/>
+          <w:szCs w:val="26"/>
+        </w:rPr>
+        <w:t>: Unique identifier for each user account.</w:t>
       </w:r>
     </w:p>
     <w:p>
@@ -9157,13 +9744,23 @@
           <w:szCs w:val="26"/>
         </w:rPr>
       </w:pPr>
-      <w:r>
-        <w:rPr>
-          <w:rFonts w:cs="Times New Roman"/>
-          <w:sz w:val="26"/>
-          <w:szCs w:val="26"/>
-        </w:rPr>
-        <w:t>HistoryID: Unique identifier for each practice session.</w:t>
+      <w:proofErr w:type="spellStart"/>
+      <w:r>
+        <w:rPr>
+          <w:rFonts w:cs="Times New Roman"/>
+          <w:sz w:val="26"/>
+          <w:szCs w:val="26"/>
+        </w:rPr>
+        <w:t>HistoryID</w:t>
+      </w:r>
+      <w:proofErr w:type="spellEnd"/>
+      <w:r>
+        <w:rPr>
+          <w:rFonts w:cs="Times New Roman"/>
+          <w:sz w:val="26"/>
+          <w:szCs w:val="26"/>
+        </w:rPr>
+        <w:t>: Unique identifier for each practice session.</w:t>
       </w:r>
     </w:p>
     <w:p>
@@ -9245,7 +9842,25 @@
           <w:sz w:val="26"/>
           <w:szCs w:val="26"/>
         </w:rPr>
-        <w:t>User-History Dependency: Each History record must belong to a valid UserID.</w:t>
+        <w:t xml:space="preserve">User-History Dependency: Each History record must belong to a valid </w:t>
+      </w:r>
+      <w:proofErr w:type="spellStart"/>
+      <w:r>
+        <w:rPr>
+          <w:rFonts w:cs="Times New Roman"/>
+          <w:sz w:val="26"/>
+          <w:szCs w:val="26"/>
+        </w:rPr>
+        <w:t>UserID</w:t>
+      </w:r>
+      <w:proofErr w:type="spellEnd"/>
+      <w:r>
+        <w:rPr>
+          <w:rFonts w:cs="Times New Roman"/>
+          <w:sz w:val="26"/>
+          <w:szCs w:val="26"/>
+        </w:rPr>
+        <w:t>.</w:t>
       </w:r>
     </w:p>
     <w:p>
@@ -9403,7 +10018,25 @@
           <w:sz w:val="26"/>
           <w:szCs w:val="26"/>
         </w:rPr>
-        <w:t>AI-Powered Pronunciation Assessment: Leveraging state-of-the-art speech processing (Whisper and gTTS), the system provides real-time, word-level accuracy scoring. This allows for an interactive feedback loop that is both intuitive and pedagogically effective.</w:t>
+        <w:t xml:space="preserve">AI-Powered Pronunciation Assessment: Leveraging state-of-the-art speech processing (Whisper and </w:t>
+      </w:r>
+      <w:proofErr w:type="spellStart"/>
+      <w:r>
+        <w:rPr>
+          <w:rFonts w:cs="Times New Roman"/>
+          <w:sz w:val="26"/>
+          <w:szCs w:val="26"/>
+        </w:rPr>
+        <w:t>gTTS</w:t>
+      </w:r>
+      <w:proofErr w:type="spellEnd"/>
+      <w:r>
+        <w:rPr>
+          <w:rFonts w:cs="Times New Roman"/>
+          <w:sz w:val="26"/>
+          <w:szCs w:val="26"/>
+        </w:rPr>
+        <w:t>), the system provides real-time, word-level accuracy scoring. This allows for an interactive feedback loop that is both intuitive and pedagogically effective.</w:t>
       </w:r>
     </w:p>
     <w:p>
@@ -9485,7 +10118,25 @@
           <w:sz w:val="26"/>
           <w:szCs w:val="26"/>
         </w:rPr>
-        <w:t>Modern UI/UX: Built on the Gradio framework, the interface is optimized for high-contrast accessibility and professional navigation, ensuring a smooth transition between learning modules.</w:t>
+        <w:t xml:space="preserve">Modern UI/UX: Built on the </w:t>
+      </w:r>
+      <w:proofErr w:type="spellStart"/>
+      <w:r>
+        <w:rPr>
+          <w:rFonts w:cs="Times New Roman"/>
+          <w:sz w:val="26"/>
+          <w:szCs w:val="26"/>
+        </w:rPr>
+        <w:t>Gradio</w:t>
+      </w:r>
+      <w:proofErr w:type="spellEnd"/>
+      <w:r>
+        <w:rPr>
+          <w:rFonts w:cs="Times New Roman"/>
+          <w:sz w:val="26"/>
+          <w:szCs w:val="26"/>
+        </w:rPr>
+        <w:t xml:space="preserve"> framework, the interface is optimized for high-contrast accessibility and professional navigation, ensuring a smooth transition between learning modules.</w:t>
       </w:r>
     </w:p>
     <w:p>
@@ -9609,6 +10260,7 @@
         </w:rPr>
         <w:t xml:space="preserve"> The </w:t>
       </w:r>
+      <w:proofErr w:type="spellStart"/>
       <w:r>
         <w:rPr>
           <w:rFonts w:cs="Times New Roman"/>
@@ -9617,7 +10269,18 @@
           <w:sz w:val="26"/>
           <w:szCs w:val="26"/>
         </w:rPr>
-        <w:t>Levenshtein Distance</w:t>
+        <w:t>Levenshtein</w:t>
+      </w:r>
+      <w:proofErr w:type="spellEnd"/>
+      <w:r>
+        <w:rPr>
+          <w:rFonts w:cs="Times New Roman"/>
+          <w:b/>
+          <w:bCs/>
+          <w:sz w:val="26"/>
+          <w:szCs w:val="26"/>
+        </w:rPr>
+        <w:t xml:space="preserve"> Distance</w:t>
       </w:r>
       <w:r>
         <w:rPr>
@@ -9820,7 +10483,151 @@
           <w:sz w:val="26"/>
           <w:szCs w:val="26"/>
         </w:rPr>
-        <w:t>Languages &amp; Libraries: Python (Gradio for UI, pyodbc for database connectivity, hashlib for security, Whisper &amp; gTTS for speech processing, pydub, eng_to_ipa, pandas, numpy, re, difflib).</w:t>
+        <w:t>Languages &amp; Libraries: Python (</w:t>
+      </w:r>
+      <w:proofErr w:type="spellStart"/>
+      <w:r>
+        <w:rPr>
+          <w:rFonts w:cs="Times New Roman"/>
+          <w:sz w:val="26"/>
+          <w:szCs w:val="26"/>
+        </w:rPr>
+        <w:t>Gradio</w:t>
+      </w:r>
+      <w:proofErr w:type="spellEnd"/>
+      <w:r>
+        <w:rPr>
+          <w:rFonts w:cs="Times New Roman"/>
+          <w:sz w:val="26"/>
+          <w:szCs w:val="26"/>
+        </w:rPr>
+        <w:t xml:space="preserve"> for UI, </w:t>
+      </w:r>
+      <w:proofErr w:type="spellStart"/>
+      <w:r>
+        <w:rPr>
+          <w:rFonts w:cs="Times New Roman"/>
+          <w:sz w:val="26"/>
+          <w:szCs w:val="26"/>
+        </w:rPr>
+        <w:t>pyodbc</w:t>
+      </w:r>
+      <w:proofErr w:type="spellEnd"/>
+      <w:r>
+        <w:rPr>
+          <w:rFonts w:cs="Times New Roman"/>
+          <w:sz w:val="26"/>
+          <w:szCs w:val="26"/>
+        </w:rPr>
+        <w:t xml:space="preserve"> for database connectivity, </w:t>
+      </w:r>
+      <w:proofErr w:type="spellStart"/>
+      <w:r>
+        <w:rPr>
+          <w:rFonts w:cs="Times New Roman"/>
+          <w:sz w:val="26"/>
+          <w:szCs w:val="26"/>
+        </w:rPr>
+        <w:t>hashlib</w:t>
+      </w:r>
+      <w:proofErr w:type="spellEnd"/>
+      <w:r>
+        <w:rPr>
+          <w:rFonts w:cs="Times New Roman"/>
+          <w:sz w:val="26"/>
+          <w:szCs w:val="26"/>
+        </w:rPr>
+        <w:t xml:space="preserve"> for security, Whisper &amp; </w:t>
+      </w:r>
+      <w:proofErr w:type="spellStart"/>
+      <w:r>
+        <w:rPr>
+          <w:rFonts w:cs="Times New Roman"/>
+          <w:sz w:val="26"/>
+          <w:szCs w:val="26"/>
+        </w:rPr>
+        <w:t>gTTS</w:t>
+      </w:r>
+      <w:proofErr w:type="spellEnd"/>
+      <w:r>
+        <w:rPr>
+          <w:rFonts w:cs="Times New Roman"/>
+          <w:sz w:val="26"/>
+          <w:szCs w:val="26"/>
+        </w:rPr>
+        <w:t xml:space="preserve"> for speech processing, </w:t>
+      </w:r>
+      <w:proofErr w:type="spellStart"/>
+      <w:r>
+        <w:rPr>
+          <w:rFonts w:cs="Times New Roman"/>
+          <w:sz w:val="26"/>
+          <w:szCs w:val="26"/>
+        </w:rPr>
+        <w:t>pydub</w:t>
+      </w:r>
+      <w:proofErr w:type="spellEnd"/>
+      <w:r>
+        <w:rPr>
+          <w:rFonts w:cs="Times New Roman"/>
+          <w:sz w:val="26"/>
+          <w:szCs w:val="26"/>
+        </w:rPr>
+        <w:t xml:space="preserve">, </w:t>
+      </w:r>
+      <w:proofErr w:type="spellStart"/>
+      <w:r>
+        <w:rPr>
+          <w:rFonts w:cs="Times New Roman"/>
+          <w:sz w:val="26"/>
+          <w:szCs w:val="26"/>
+        </w:rPr>
+        <w:t>eng_to_ipa</w:t>
+      </w:r>
+      <w:proofErr w:type="spellEnd"/>
+      <w:r>
+        <w:rPr>
+          <w:rFonts w:cs="Times New Roman"/>
+          <w:sz w:val="26"/>
+          <w:szCs w:val="26"/>
+        </w:rPr>
+        <w:t xml:space="preserve">, pandas, </w:t>
+      </w:r>
+      <w:proofErr w:type="spellStart"/>
+      <w:r>
+        <w:rPr>
+          <w:rFonts w:cs="Times New Roman"/>
+          <w:sz w:val="26"/>
+          <w:szCs w:val="26"/>
+        </w:rPr>
+        <w:t>numpy</w:t>
+      </w:r>
+      <w:proofErr w:type="spellEnd"/>
+      <w:r>
+        <w:rPr>
+          <w:rFonts w:cs="Times New Roman"/>
+          <w:sz w:val="26"/>
+          <w:szCs w:val="26"/>
+        </w:rPr>
+        <w:t xml:space="preserve">, re, </w:t>
+      </w:r>
+      <w:proofErr w:type="spellStart"/>
+      <w:r>
+        <w:rPr>
+          <w:rFonts w:cs="Times New Roman"/>
+          <w:sz w:val="26"/>
+          <w:szCs w:val="26"/>
+        </w:rPr>
+        <w:t>difflib</w:t>
+      </w:r>
+      <w:proofErr w:type="spellEnd"/>
+      <w:r>
+        <w:rPr>
+          <w:rFonts w:cs="Times New Roman"/>
+          <w:sz w:val="26"/>
+          <w:szCs w:val="26"/>
+        </w:rPr>
+        <w:t>).</w:t>
       </w:r>
     </w:p>
     <w:p>
@@ -9872,7 +10679,25 @@
           <w:sz w:val="26"/>
           <w:szCs w:val="26"/>
         </w:rPr>
-        <w:t>Algorithms &amp; Data Structures: Trie (Prefix Tree for autocomplete), Dynamic Programming (Levenshtein Distance for pronunciation scoring).</w:t>
+        <w:t>Algorithms &amp; Data Structures: Trie (Prefix Tree for autocomplete), Dynamic Programming (</w:t>
+      </w:r>
+      <w:proofErr w:type="spellStart"/>
+      <w:r>
+        <w:rPr>
+          <w:rFonts w:cs="Times New Roman"/>
+          <w:sz w:val="26"/>
+          <w:szCs w:val="26"/>
+        </w:rPr>
+        <w:t>Levenshtein</w:t>
+      </w:r>
+      <w:proofErr w:type="spellEnd"/>
+      <w:r>
+        <w:rPr>
+          <w:rFonts w:cs="Times New Roman"/>
+          <w:sz w:val="26"/>
+          <w:szCs w:val="26"/>
+        </w:rPr>
+        <w:t xml:space="preserve"> Distance for pronunciation scoring).</w:t>
       </w:r>
     </w:p>
     <w:p>
@@ -10214,13 +11039,23 @@
         </w:rPr>
         <w:t>[4 ]</w:t>
       </w:r>
-      <w:r>
-        <w:rPr>
-          <w:rFonts w:cs="Times New Roman"/>
-          <w:sz w:val="26"/>
-          <w:szCs w:val="26"/>
-        </w:rPr>
-        <w:t xml:space="preserve">flightstar. (2018). English Vietnamese Dataset [Data set]. Kaggle. </w:t>
+      <w:proofErr w:type="spellStart"/>
+      <w:r>
+        <w:rPr>
+          <w:rFonts w:cs="Times New Roman"/>
+          <w:sz w:val="26"/>
+          <w:szCs w:val="26"/>
+        </w:rPr>
+        <w:t>flightstar</w:t>
+      </w:r>
+      <w:proofErr w:type="spellEnd"/>
+      <w:r>
+        <w:rPr>
+          <w:rFonts w:cs="Times New Roman"/>
+          <w:sz w:val="26"/>
+          <w:szCs w:val="26"/>
+        </w:rPr>
+        <w:t xml:space="preserve">. (2018). English Vietnamese Dataset [Data set]. Kaggle. </w:t>
       </w:r>
       <w:hyperlink r:id="rId20" w:tgtFrame="_blank" w:history="1">
         <w:r>
